--- a/practicas/practica 6/Práctica N6.docx
+++ b/practicas/practica 6/Práctica N6.docx
@@ -6,13 +6,23 @@
       <w:pPr>
         <w:spacing w:after="40"/>
       </w:pPr>
+      <w:proofErr w:type="gramStart"/>
       <w:r>
         <w:rPr>
           <w:b/>
           <w:bCs/>
           <w:color w:val="1F8A7A"/>
         </w:rPr>
-        <w:t>PRÁCTICA N.º 6 — HOJA DE EVIDENCIAS</w:t>
+        <w:t>PRÁCTICA N.º</w:t>
+      </w:r>
+      <w:proofErr w:type="gramEnd"/>
+      <w:r>
+        <w:rPr>
+          <w:b/>
+          <w:bCs/>
+          <w:color w:val="1F8A7A"/>
+        </w:rPr>
+        <w:t xml:space="preserve"> 6 — HOJA DE EVIDENCIAS</w:t>
       </w:r>
     </w:p>
     <w:p>
@@ -27,8 +37,20 @@
           <w:sz w:val="30"/>
           <w:szCs w:val="30"/>
         </w:rPr>
-        <w:t>Mensajería asíncrona con RabbitMQ</w:t>
-      </w:r>
+        <w:t xml:space="preserve">Mensajería asíncrona con </w:t>
+      </w:r>
+      <w:proofErr w:type="spellStart"/>
+      <w:r>
+        <w:rPr>
+          <w:b/>
+          <w:bCs/>
+          <w:color w:val="0F3D5C"/>
+          <w:sz w:val="30"/>
+          <w:szCs w:val="30"/>
+        </w:rPr>
+        <w:t>RabbitMQ</w:t>
+      </w:r>
+      <w:proofErr w:type="spellEnd"/>
     </w:p>
     <w:p>
       <w:pPr>
@@ -65,12 +87,6 @@
         <w:gridCol w:w="7146"/>
       </w:tblGrid>
       <w:tr>
-        <w:tblPrEx>
-          <w:tblCellMar>
-            <w:top w:w="0" w:type="dxa"/>
-            <w:bottom w:w="0" w:type="dxa"/>
-          </w:tblCellMar>
-        </w:tblPrEx>
         <w:tc>
           <w:tcPr>
             <w:tcW w:w="2600" w:type="dxa"/>
@@ -114,12 +130,6 @@
         </w:tc>
       </w:tr>
       <w:tr>
-        <w:tblPrEx>
-          <w:tblCellMar>
-            <w:top w:w="0" w:type="dxa"/>
-            <w:bottom w:w="0" w:type="dxa"/>
-          </w:tblCellMar>
-        </w:tblPrEx>
         <w:tc>
           <w:tcPr>
             <w:tcW w:w="2600" w:type="dxa"/>
@@ -163,12 +173,6 @@
         </w:tc>
       </w:tr>
       <w:tr>
-        <w:tblPrEx>
-          <w:tblCellMar>
-            <w:top w:w="0" w:type="dxa"/>
-            <w:bottom w:w="0" w:type="dxa"/>
-          </w:tblCellMar>
-        </w:tblPrEx>
         <w:tc>
           <w:tcPr>
             <w:tcW w:w="2600" w:type="dxa"/>
@@ -212,12 +216,6 @@
         </w:tc>
       </w:tr>
       <w:tr>
-        <w:tblPrEx>
-          <w:tblCellMar>
-            <w:top w:w="0" w:type="dxa"/>
-            <w:bottom w:w="0" w:type="dxa"/>
-          </w:tblCellMar>
-        </w:tblPrEx>
         <w:tc>
           <w:tcPr>
             <w:tcW w:w="2600" w:type="dxa"/>
@@ -261,12 +259,6 @@
         </w:tc>
       </w:tr>
       <w:tr>
-        <w:tblPrEx>
-          <w:tblCellMar>
-            <w:top w:w="0" w:type="dxa"/>
-            <w:bottom w:w="0" w:type="dxa"/>
-          </w:tblCellMar>
-        </w:tblPrEx>
         <w:tc>
           <w:tcPr>
             <w:tcW w:w="2600" w:type="dxa"/>
@@ -287,8 +279,39 @@
                 <w:sz w:val="18"/>
                 <w:szCs w:val="18"/>
               </w:rPr>
-              <w:t>Sistema operativo, versión de Node, de Docker y de la imagen de RabbitMQ</w:t>
-            </w:r>
+              <w:t xml:space="preserve">Sistema operativo, versión de </w:t>
+            </w:r>
+            <w:proofErr w:type="spellStart"/>
+            <w:r>
+              <w:rPr>
+                <w:b/>
+                <w:bCs/>
+                <w:sz w:val="18"/>
+                <w:szCs w:val="18"/>
+              </w:rPr>
+              <w:t>Node</w:t>
+            </w:r>
+            <w:proofErr w:type="spellEnd"/>
+            <w:r>
+              <w:rPr>
+                <w:b/>
+                <w:bCs/>
+                <w:sz w:val="18"/>
+                <w:szCs w:val="18"/>
+              </w:rPr>
+              <w:t xml:space="preserve">, de Docker y de la imagen de </w:t>
+            </w:r>
+            <w:proofErr w:type="spellStart"/>
+            <w:r>
+              <w:rPr>
+                <w:b/>
+                <w:bCs/>
+                <w:sz w:val="18"/>
+                <w:szCs w:val="18"/>
+              </w:rPr>
+              <w:t>RabbitMQ</w:t>
+            </w:r>
+            <w:proofErr w:type="spellEnd"/>
           </w:p>
         </w:tc>
         <w:tc>
@@ -304,18 +327,20 @@
           </w:tcPr>
           <w:p>
             <w:r>
-              <w:t>Windows 10 64 bits, Docker v29.7.2,node v24.18.1</w:t>
+              <w:t xml:space="preserve">Windows 10 64 bits, Docker </w:t>
+            </w:r>
+            <w:proofErr w:type="gramStart"/>
+            <w:r>
+              <w:t>v29.7.2,node</w:t>
+            </w:r>
+            <w:proofErr w:type="gramEnd"/>
+            <w:r>
+              <w:t xml:space="preserve"> v24.18.1</w:t>
             </w:r>
           </w:p>
         </w:tc>
       </w:tr>
       <w:tr>
-        <w:tblPrEx>
-          <w:tblCellMar>
-            <w:top w:w="0" w:type="dxa"/>
-            <w:bottom w:w="0" w:type="dxa"/>
-          </w:tblCellMar>
-        </w:tblPrEx>
         <w:tc>
           <w:tcPr>
             <w:tcW w:w="2600" w:type="dxa"/>
@@ -381,12 +406,6 @@
         <w:gridCol w:w="9746"/>
       </w:tblGrid>
       <w:tr>
-        <w:tblPrEx>
-          <w:tblCellMar>
-            <w:top w:w="0" w:type="dxa"/>
-            <w:bottom w:w="0" w:type="dxa"/>
-          </w:tblCellMar>
-        </w:tblPrEx>
         <w:tc>
           <w:tcPr>
             <w:tcW w:w="9746" w:type="dxa"/>
@@ -422,10 +441,7 @@
               <w:jc w:val="both"/>
             </w:pPr>
             <w:r>
-              <w:t xml:space="preserve">Las capturas deben ser de su propia máquina: debe verse el nombre de usuario o del equipo en la terminal. Recorte solo </w:t>
-            </w:r>
-            <w:r>
-              <w:t>lo necesario, pero que el comando y su salida se lean con claridad.</w:t>
+              <w:t>Las capturas deben ser de su propia máquina: debe verse el nombre de usuario o del equipo en la terminal. Recorte solo lo necesario, pero que el comando y su salida se lean con claridad.</w:t>
             </w:r>
           </w:p>
           <w:p>
@@ -491,12 +507,6 @@
         <w:gridCol w:w="1546"/>
       </w:tblGrid>
       <w:tr>
-        <w:tblPrEx>
-          <w:tblCellMar>
-            <w:top w:w="0" w:type="dxa"/>
-            <w:bottom w:w="0" w:type="dxa"/>
-          </w:tblCellMar>
-        </w:tblPrEx>
         <w:trPr>
           <w:tblHeader/>
         </w:trPr>
@@ -610,12 +620,6 @@
         </w:tc>
       </w:tr>
       <w:tr>
-        <w:tblPrEx>
-          <w:tblCellMar>
-            <w:top w:w="0" w:type="dxa"/>
-            <w:bottom w:w="0" w:type="dxa"/>
-          </w:tblCellMar>
-        </w:tblPrEx>
         <w:tc>
           <w:tcPr>
             <w:tcW w:w="5200" w:type="dxa"/>
@@ -633,48 +637,64 @@
                 <w:sz w:val="18"/>
                 <w:szCs w:val="18"/>
               </w:rPr>
-              <w:t>Laboratorio 0 — El broker en marcha y su consola de administración</w:t>
-            </w:r>
-          </w:p>
-        </w:tc>
-        <w:tc>
-          <w:tcPr>
-            <w:tcW w:w="1500" w:type="dxa"/>
-            <w:tcMar>
-              <w:top w:w="60" w:type="dxa"/>
-              <w:left w:w="100" w:type="dxa"/>
-              <w:bottom w:w="60" w:type="dxa"/>
-              <w:right w:w="100" w:type="dxa"/>
-            </w:tcMar>
-            <w:vAlign w:val="center"/>
-          </w:tcPr>
-          <w:p>
+              <w:t xml:space="preserve">Laboratorio 0 — El </w:t>
+            </w:r>
+            <w:proofErr w:type="spellStart"/>
             <w:r>
               <w:rPr>
                 <w:sz w:val="18"/>
                 <w:szCs w:val="18"/>
               </w:rPr>
-              <w:t>1, 2, 3</w:t>
-            </w:r>
-          </w:p>
-        </w:tc>
-        <w:tc>
-          <w:tcPr>
-            <w:tcW w:w="1500" w:type="dxa"/>
-            <w:tcMar>
-              <w:top w:w="60" w:type="dxa"/>
-              <w:left w:w="100" w:type="dxa"/>
-              <w:bottom w:w="60" w:type="dxa"/>
-              <w:right w:w="100" w:type="dxa"/>
-            </w:tcMar>
-            <w:vAlign w:val="center"/>
-          </w:tcPr>
-          <w:p>
+              <w:t>broker</w:t>
+            </w:r>
+            <w:proofErr w:type="spellEnd"/>
             <w:r>
               <w:rPr>
                 <w:sz w:val="18"/>
                 <w:szCs w:val="18"/>
               </w:rPr>
+              <w:t xml:space="preserve"> en marcha y su consola de administración</w:t>
+            </w:r>
+          </w:p>
+        </w:tc>
+        <w:tc>
+          <w:tcPr>
+            <w:tcW w:w="1500" w:type="dxa"/>
+            <w:tcMar>
+              <w:top w:w="60" w:type="dxa"/>
+              <w:left w:w="100" w:type="dxa"/>
+              <w:bottom w:w="60" w:type="dxa"/>
+              <w:right w:w="100" w:type="dxa"/>
+            </w:tcMar>
+            <w:vAlign w:val="center"/>
+          </w:tcPr>
+          <w:p>
+            <w:r>
+              <w:rPr>
+                <w:sz w:val="18"/>
+                <w:szCs w:val="18"/>
+              </w:rPr>
+              <w:t>1, 2, 3</w:t>
+            </w:r>
+          </w:p>
+        </w:tc>
+        <w:tc>
+          <w:tcPr>
+            <w:tcW w:w="1500" w:type="dxa"/>
+            <w:tcMar>
+              <w:top w:w="60" w:type="dxa"/>
+              <w:left w:w="100" w:type="dxa"/>
+              <w:bottom w:w="60" w:type="dxa"/>
+              <w:right w:w="100" w:type="dxa"/>
+            </w:tcMar>
+            <w:vAlign w:val="center"/>
+          </w:tcPr>
+          <w:p>
+            <w:r>
+              <w:rPr>
+                <w:sz w:val="18"/>
+                <w:szCs w:val="18"/>
+              </w:rPr>
               <w:t>1</w:t>
             </w:r>
           </w:p>
@@ -694,12 +714,6 @@
         </w:tc>
       </w:tr>
       <w:tr>
-        <w:tblPrEx>
-          <w:tblCellMar>
-            <w:top w:w="0" w:type="dxa"/>
-            <w:bottom w:w="0" w:type="dxa"/>
-          </w:tblCellMar>
-        </w:tblPrEx>
         <w:tc>
           <w:tcPr>
             <w:tcW w:w="5200" w:type="dxa"/>
@@ -717,48 +731,73 @@
                 <w:sz w:val="18"/>
                 <w:szCs w:val="18"/>
               </w:rPr>
-              <w:t>Laboratorio 1 — Anatomía del enrutamiento: exchange, cola y binding</w:t>
-            </w:r>
-          </w:p>
-        </w:tc>
-        <w:tc>
-          <w:tcPr>
-            <w:tcW w:w="1500" w:type="dxa"/>
-            <w:tcMar>
-              <w:top w:w="60" w:type="dxa"/>
-              <w:left w:w="100" w:type="dxa"/>
-              <w:bottom w:w="60" w:type="dxa"/>
-              <w:right w:w="100" w:type="dxa"/>
-            </w:tcMar>
-            <w:vAlign w:val="center"/>
-          </w:tcPr>
-          <w:p>
+              <w:t xml:space="preserve">Laboratorio 1 — Anatomía del enrutamiento: </w:t>
+            </w:r>
+            <w:proofErr w:type="spellStart"/>
             <w:r>
               <w:rPr>
                 <w:sz w:val="18"/>
                 <w:szCs w:val="18"/>
               </w:rPr>
-              <w:t>4, 5, 6</w:t>
-            </w:r>
-          </w:p>
-        </w:tc>
-        <w:tc>
-          <w:tcPr>
-            <w:tcW w:w="1500" w:type="dxa"/>
-            <w:tcMar>
-              <w:top w:w="60" w:type="dxa"/>
-              <w:left w:w="100" w:type="dxa"/>
-              <w:bottom w:w="60" w:type="dxa"/>
-              <w:right w:w="100" w:type="dxa"/>
-            </w:tcMar>
-            <w:vAlign w:val="center"/>
-          </w:tcPr>
-          <w:p>
+              <w:t>exchange</w:t>
+            </w:r>
+            <w:proofErr w:type="spellEnd"/>
             <w:r>
               <w:rPr>
                 <w:sz w:val="18"/>
                 <w:szCs w:val="18"/>
               </w:rPr>
+              <w:t xml:space="preserve">, cola y </w:t>
+            </w:r>
+            <w:proofErr w:type="spellStart"/>
+            <w:r>
+              <w:rPr>
+                <w:sz w:val="18"/>
+                <w:szCs w:val="18"/>
+              </w:rPr>
+              <w:t>binding</w:t>
+            </w:r>
+            <w:proofErr w:type="spellEnd"/>
+          </w:p>
+        </w:tc>
+        <w:tc>
+          <w:tcPr>
+            <w:tcW w:w="1500" w:type="dxa"/>
+            <w:tcMar>
+              <w:top w:w="60" w:type="dxa"/>
+              <w:left w:w="100" w:type="dxa"/>
+              <w:bottom w:w="60" w:type="dxa"/>
+              <w:right w:w="100" w:type="dxa"/>
+            </w:tcMar>
+            <w:vAlign w:val="center"/>
+          </w:tcPr>
+          <w:p>
+            <w:r>
+              <w:rPr>
+                <w:sz w:val="18"/>
+                <w:szCs w:val="18"/>
+              </w:rPr>
+              <w:t>4, 5, 6</w:t>
+            </w:r>
+          </w:p>
+        </w:tc>
+        <w:tc>
+          <w:tcPr>
+            <w:tcW w:w="1500" w:type="dxa"/>
+            <w:tcMar>
+              <w:top w:w="60" w:type="dxa"/>
+              <w:left w:w="100" w:type="dxa"/>
+              <w:bottom w:w="60" w:type="dxa"/>
+              <w:right w:w="100" w:type="dxa"/>
+            </w:tcMar>
+            <w:vAlign w:val="center"/>
+          </w:tcPr>
+          <w:p>
+            <w:r>
+              <w:rPr>
+                <w:sz w:val="18"/>
+                <w:szCs w:val="18"/>
+              </w:rPr>
               <w:t>2</w:t>
             </w:r>
           </w:p>
@@ -778,12 +817,6 @@
         </w:tc>
       </w:tr>
       <w:tr>
-        <w:tblPrEx>
-          <w:tblCellMar>
-            <w:top w:w="0" w:type="dxa"/>
-            <w:bottom w:w="0" w:type="dxa"/>
-          </w:tblCellMar>
-        </w:tblPrEx>
         <w:tc>
           <w:tcPr>
             <w:tcW w:w="5200" w:type="dxa"/>
@@ -862,12 +895,6 @@
         </w:tc>
       </w:tr>
       <w:tr>
-        <w:tblPrEx>
-          <w:tblCellMar>
-            <w:top w:w="0" w:type="dxa"/>
-            <w:bottom w:w="0" w:type="dxa"/>
-          </w:tblCellMar>
-        </w:tblPrEx>
         <w:tc>
           <w:tcPr>
             <w:tcW w:w="5200" w:type="dxa"/>
@@ -946,12 +973,6 @@
         </w:tc>
       </w:tr>
       <w:tr>
-        <w:tblPrEx>
-          <w:tblCellMar>
-            <w:top w:w="0" w:type="dxa"/>
-            <w:bottom w:w="0" w:type="dxa"/>
-          </w:tblCellMar>
-        </w:tblPrEx>
         <w:tc>
           <w:tcPr>
             <w:tcW w:w="5200" w:type="dxa"/>
@@ -969,48 +990,64 @@
                 <w:sz w:val="18"/>
                 <w:szCs w:val="18"/>
               </w:rPr>
-              <w:t>Laboratorio 4 — Exchange directo frente a exchange temático</w:t>
-            </w:r>
-          </w:p>
-        </w:tc>
-        <w:tc>
-          <w:tcPr>
-            <w:tcW w:w="1500" w:type="dxa"/>
-            <w:tcMar>
-              <w:top w:w="60" w:type="dxa"/>
-              <w:left w:w="100" w:type="dxa"/>
-              <w:bottom w:w="60" w:type="dxa"/>
-              <w:right w:w="100" w:type="dxa"/>
-            </w:tcMar>
-            <w:vAlign w:val="center"/>
-          </w:tcPr>
-          <w:p>
+              <w:t xml:space="preserve">Laboratorio 4 — Exchange directo frente a </w:t>
+            </w:r>
+            <w:proofErr w:type="spellStart"/>
             <w:r>
               <w:rPr>
                 <w:sz w:val="18"/>
                 <w:szCs w:val="18"/>
               </w:rPr>
-              <w:t>12, 13</w:t>
-            </w:r>
-          </w:p>
-        </w:tc>
-        <w:tc>
-          <w:tcPr>
-            <w:tcW w:w="1500" w:type="dxa"/>
-            <w:tcMar>
-              <w:top w:w="60" w:type="dxa"/>
-              <w:left w:w="100" w:type="dxa"/>
-              <w:bottom w:w="60" w:type="dxa"/>
-              <w:right w:w="100" w:type="dxa"/>
-            </w:tcMar>
-            <w:vAlign w:val="center"/>
-          </w:tcPr>
-          <w:p>
+              <w:t>exchange</w:t>
+            </w:r>
+            <w:proofErr w:type="spellEnd"/>
             <w:r>
               <w:rPr>
                 <w:sz w:val="18"/>
                 <w:szCs w:val="18"/>
               </w:rPr>
+              <w:t xml:space="preserve"> temático</w:t>
+            </w:r>
+          </w:p>
+        </w:tc>
+        <w:tc>
+          <w:tcPr>
+            <w:tcW w:w="1500" w:type="dxa"/>
+            <w:tcMar>
+              <w:top w:w="60" w:type="dxa"/>
+              <w:left w:w="100" w:type="dxa"/>
+              <w:bottom w:w="60" w:type="dxa"/>
+              <w:right w:w="100" w:type="dxa"/>
+            </w:tcMar>
+            <w:vAlign w:val="center"/>
+          </w:tcPr>
+          <w:p>
+            <w:r>
+              <w:rPr>
+                <w:sz w:val="18"/>
+                <w:szCs w:val="18"/>
+              </w:rPr>
+              <w:t>12, 13</w:t>
+            </w:r>
+          </w:p>
+        </w:tc>
+        <w:tc>
+          <w:tcPr>
+            <w:tcW w:w="1500" w:type="dxa"/>
+            <w:tcMar>
+              <w:top w:w="60" w:type="dxa"/>
+              <w:left w:w="100" w:type="dxa"/>
+              <w:bottom w:w="60" w:type="dxa"/>
+              <w:right w:w="100" w:type="dxa"/>
+            </w:tcMar>
+            <w:vAlign w:val="center"/>
+          </w:tcPr>
+          <w:p>
+            <w:r>
+              <w:rPr>
+                <w:sz w:val="18"/>
+                <w:szCs w:val="18"/>
+              </w:rPr>
               <w:t>5</w:t>
             </w:r>
           </w:p>
@@ -1030,12 +1067,6 @@
         </w:tc>
       </w:tr>
       <w:tr>
-        <w:tblPrEx>
-          <w:tblCellMar>
-            <w:top w:w="0" w:type="dxa"/>
-            <w:bottom w:w="0" w:type="dxa"/>
-          </w:tblCellMar>
-        </w:tblPrEx>
         <w:tc>
           <w:tcPr>
             <w:tcW w:w="5200" w:type="dxa"/>
@@ -1114,12 +1145,6 @@
         </w:tc>
       </w:tr>
       <w:tr>
-        <w:tblPrEx>
-          <w:tblCellMar>
-            <w:top w:w="0" w:type="dxa"/>
-            <w:bottom w:w="0" w:type="dxa"/>
-          </w:tblCellMar>
-        </w:tblPrEx>
         <w:tc>
           <w:tcPr>
             <w:tcW w:w="5200" w:type="dxa"/>
@@ -1198,12 +1223,6 @@
         </w:tc>
       </w:tr>
       <w:tr>
-        <w:tblPrEx>
-          <w:tblCellMar>
-            <w:top w:w="0" w:type="dxa"/>
-            <w:bottom w:w="0" w:type="dxa"/>
-          </w:tblCellMar>
-        </w:tblPrEx>
         <w:tc>
           <w:tcPr>
             <w:tcW w:w="5200" w:type="dxa"/>
@@ -1317,7 +1336,29 @@
           <w:sz w:val="24"/>
           <w:szCs w:val="24"/>
         </w:rPr>
-        <w:t>Laboratorio 0 — El broker en marcha y su consola de administración</w:t>
+        <w:t xml:space="preserve">Laboratorio 0 — El </w:t>
+      </w:r>
+      <w:proofErr w:type="spellStart"/>
+      <w:r>
+        <w:rPr>
+          <w:b/>
+          <w:bCs/>
+          <w:color w:val="0F3D5C"/>
+          <w:sz w:val="24"/>
+          <w:szCs w:val="24"/>
+        </w:rPr>
+        <w:t>broker</w:t>
+      </w:r>
+      <w:proofErr w:type="spellEnd"/>
+      <w:r>
+        <w:rPr>
+          <w:b/>
+          <w:bCs/>
+          <w:color w:val="0F3D5C"/>
+          <w:sz w:val="24"/>
+          <w:szCs w:val="24"/>
+        </w:rPr>
+        <w:t xml:space="preserve"> en marcha y su consola de administración</w:t>
       </w:r>
     </w:p>
     <w:p>
@@ -1358,12 +1399,6 @@
         <w:gridCol w:w="10040"/>
       </w:tblGrid>
       <w:tr>
-        <w:tblPrEx>
-          <w:tblCellMar>
-            <w:top w:w="0" w:type="dxa"/>
-            <w:bottom w:w="0" w:type="dxa"/>
-          </w:tblCellMar>
-        </w:tblPrEx>
         <w:trPr>
           <w:trHeight w:val="2100"/>
         </w:trPr>
@@ -1404,7 +1439,7 @@
                           <pic:cNvPicPr/>
                         </pic:nvPicPr>
                         <pic:blipFill>
-                          <a:blip r:embed="rId7"/>
+                          <a:blip r:embed="rId8"/>
                           <a:stretch>
                             <a:fillRect/>
                           </a:stretch>
@@ -1447,7 +1482,31 @@
         <w:t xml:space="preserve">Captura N.º 2: </w:t>
       </w:r>
       <w:r>
-        <w:t>salida de docker compose ps con el contenedor com600-rabbit en estado running y las últimas líneas del registro con «Server startup complete».</w:t>
+        <w:t xml:space="preserve">salida de </w:t>
+      </w:r>
+      <w:proofErr w:type="spellStart"/>
+      <w:r>
+        <w:t>docker</w:t>
+      </w:r>
+      <w:proofErr w:type="spellEnd"/>
+      <w:r>
+        <w:t xml:space="preserve"> </w:t>
+      </w:r>
+      <w:proofErr w:type="spellStart"/>
+      <w:r>
+        <w:t>compose</w:t>
+      </w:r>
+      <w:proofErr w:type="spellEnd"/>
+      <w:r>
+        <w:t xml:space="preserve"> </w:t>
+      </w:r>
+      <w:proofErr w:type="spellStart"/>
+      <w:r>
+        <w:t>ps</w:t>
+      </w:r>
+      <w:proofErr w:type="spellEnd"/>
+      <w:r>
+        <w:t xml:space="preserve"> con el contenedor com600-rabbit en estado running y las últimas líneas del registro con «Server startup complete».</w:t>
       </w:r>
     </w:p>
     <w:tbl>
@@ -1471,12 +1530,6 @@
         <w:gridCol w:w="10160"/>
       </w:tblGrid>
       <w:tr>
-        <w:tblPrEx>
-          <w:tblCellMar>
-            <w:top w:w="0" w:type="dxa"/>
-            <w:bottom w:w="0" w:type="dxa"/>
-          </w:tblCellMar>
-        </w:tblPrEx>
         <w:trPr>
           <w:trHeight w:val="2100"/>
         </w:trPr>
@@ -1516,7 +1569,7 @@
                           <pic:cNvPicPr/>
                         </pic:nvPicPr>
                         <pic:blipFill>
-                          <a:blip r:embed="rId8"/>
+                          <a:blip r:embed="rId9"/>
                           <a:stretch>
                             <a:fillRect/>
                           </a:stretch>
@@ -1559,10 +1612,31 @@
         <w:t xml:space="preserve">Captura N.º 3: </w:t>
       </w:r>
       <w:r>
-        <w:t>consola de administración de RabbitMQ abierta en la pestañ</w:t>
-      </w:r>
-      <w:r>
-        <w:t>a Overview, con el nombre del nodo rabbit-uno visible.</w:t>
+        <w:t xml:space="preserve">consola de administración de </w:t>
+      </w:r>
+      <w:proofErr w:type="spellStart"/>
+      <w:r>
+        <w:t>RabbitMQ</w:t>
+      </w:r>
+      <w:proofErr w:type="spellEnd"/>
+      <w:r>
+        <w:t xml:space="preserve"> abierta en la pestaña </w:t>
+      </w:r>
+      <w:proofErr w:type="spellStart"/>
+      <w:r>
+        <w:t>Overview</w:t>
+      </w:r>
+      <w:proofErr w:type="spellEnd"/>
+      <w:r>
+        <w:t xml:space="preserve">, con el nombre del nodo </w:t>
+      </w:r>
+      <w:proofErr w:type="spellStart"/>
+      <w:r>
+        <w:t>rabbit</w:t>
+      </w:r>
+      <w:proofErr w:type="spellEnd"/>
+      <w:r>
+        <w:t>-uno visible.</w:t>
       </w:r>
     </w:p>
     <w:tbl>
@@ -1586,12 +1660,6 @@
         <w:gridCol w:w="10250"/>
       </w:tblGrid>
       <w:tr>
-        <w:tblPrEx>
-          <w:tblCellMar>
-            <w:top w:w="0" w:type="dxa"/>
-            <w:bottom w:w="0" w:type="dxa"/>
-          </w:tblCellMar>
-        </w:tblPrEx>
         <w:trPr>
           <w:trHeight w:val="2100"/>
         </w:trPr>
@@ -1632,7 +1700,7 @@
                           <pic:cNvPicPr/>
                         </pic:nvPicPr>
                         <pic:blipFill>
-                          <a:blip r:embed="rId9"/>
+                          <a:blip r:embed="rId10"/>
                           <a:stretch>
                             <a:fillRect/>
                           </a:stretch>
@@ -1666,27 +1734,30 @@
         <w:spacing w:after="80" w:line="260" w:lineRule="auto"/>
         <w:jc w:val="both"/>
       </w:pPr>
+      <w:proofErr w:type="gramStart"/>
       <w:r>
         <w:rPr>
           <w:b/>
           <w:bCs/>
           <w:color w:val="0F3D5C"/>
         </w:rPr>
-        <w:t xml:space="preserve">Pregunta N.º 1. </w:t>
-      </w:r>
-      <w:r>
-        <w:rPr>
-          <w:b/>
-          <w:bCs/>
-        </w:rPr>
-        <w:t>En las prácticas 3, 4 y 5 el cliente hablaba directamente con el servicio y esperaba la respuesta. Aquí aparece un tercer proceso en el medio. ¿Q</w:t>
-      </w:r>
-      <w:r>
-        <w:rPr>
-          <w:b/>
-          <w:bCs/>
-        </w:rPr>
-        <w:t>ué gana el sistema al introducirlo y qué problema nuevo se crea con él?</w:t>
+        <w:t>Pregunta N.º</w:t>
+      </w:r>
+      <w:proofErr w:type="gramEnd"/>
+      <w:r>
+        <w:rPr>
+          <w:b/>
+          <w:bCs/>
+          <w:color w:val="0F3D5C"/>
+        </w:rPr>
+        <w:t xml:space="preserve"> 1. </w:t>
+      </w:r>
+      <w:r>
+        <w:rPr>
+          <w:b/>
+          <w:bCs/>
+        </w:rPr>
+        <w:t>En las prácticas 3, 4 y 5 el cliente hablaba directamente con el servicio y esperaba la respuesta. Aquí aparece un tercer proceso en el medio. ¿Qué gana el sistema al introducirlo y qué problema nuevo se crea con él?</w:t>
       </w:r>
     </w:p>
     <w:tbl>
@@ -1710,12 +1781,6 @@
         <w:gridCol w:w="9746"/>
       </w:tblGrid>
       <w:tr>
-        <w:tblPrEx>
-          <w:tblCellMar>
-            <w:top w:w="0" w:type="dxa"/>
-            <w:bottom w:w="0" w:type="dxa"/>
-          </w:tblCellMar>
-        </w:tblPrEx>
         <w:trPr>
           <w:trHeight w:val="1400"/>
         </w:trPr>
@@ -1730,7 +1795,14 @@
             </w:tcMar>
             <w:vAlign w:val="center"/>
           </w:tcPr>
-          <w:p/>
+          <w:p>
+            <w:r>
+              <w:t>Ganamos desacoplamiento y tolerancia a fallos: si el servicio de correos se cae, el servicio de inscripciones sigue funcionando y no se bloquea. El problema nuevo es que agregamos complejidad a la arquitectura</w:t>
+            </w:r>
+            <w:r>
+              <w:t>.</w:t>
+            </w:r>
+          </w:p>
         </w:tc>
       </w:tr>
     </w:tbl>
@@ -1754,8 +1826,42 @@
           <w:sz w:val="24"/>
           <w:szCs w:val="24"/>
         </w:rPr>
-        <w:t>Laboratorio 1 — Anatomía del enrutamiento: exchange, cola y binding</w:t>
-      </w:r>
+        <w:t xml:space="preserve">Laboratorio 1 — Anatomía del enrutamiento: </w:t>
+      </w:r>
+      <w:proofErr w:type="spellStart"/>
+      <w:r>
+        <w:rPr>
+          <w:b/>
+          <w:bCs/>
+          <w:color w:val="0F3D5C"/>
+          <w:sz w:val="24"/>
+          <w:szCs w:val="24"/>
+        </w:rPr>
+        <w:t>exchange</w:t>
+      </w:r>
+      <w:proofErr w:type="spellEnd"/>
+      <w:r>
+        <w:rPr>
+          <w:b/>
+          <w:bCs/>
+          <w:color w:val="0F3D5C"/>
+          <w:sz w:val="24"/>
+          <w:szCs w:val="24"/>
+        </w:rPr>
+        <w:t xml:space="preserve">, cola y </w:t>
+      </w:r>
+      <w:proofErr w:type="spellStart"/>
+      <w:r>
+        <w:rPr>
+          <w:b/>
+          <w:bCs/>
+          <w:color w:val="0F3D5C"/>
+          <w:sz w:val="24"/>
+          <w:szCs w:val="24"/>
+        </w:rPr>
+        <w:t>binding</w:t>
+      </w:r>
+      <w:proofErr w:type="spellEnd"/>
     </w:p>
     <w:p>
       <w:pPr>
@@ -1771,8 +1877,38 @@
         <w:t xml:space="preserve">Captura N.º 4: </w:t>
       </w:r>
       <w:r>
-        <w:t>lista de exchanges de la consola con el exchange inscripciones recién creado, mostrando su tipo direct y la marca D de durable.</w:t>
-      </w:r>
+        <w:t xml:space="preserve">lista de </w:t>
+      </w:r>
+      <w:proofErr w:type="spellStart"/>
+      <w:r>
+        <w:t>exchanges</w:t>
+      </w:r>
+      <w:proofErr w:type="spellEnd"/>
+      <w:r>
+        <w:t xml:space="preserve"> de la consola con el </w:t>
+      </w:r>
+      <w:proofErr w:type="spellStart"/>
+      <w:r>
+        <w:t>exchange</w:t>
+      </w:r>
+      <w:proofErr w:type="spellEnd"/>
+      <w:r>
+        <w:t xml:space="preserve"> inscripciones recién creado, mostrando su tipo </w:t>
+      </w:r>
+      <w:proofErr w:type="spellStart"/>
+      <w:r>
+        <w:t>direct</w:t>
+      </w:r>
+      <w:proofErr w:type="spellEnd"/>
+      <w:r>
+        <w:t xml:space="preserve"> y la marca D de durable.</w:t>
+      </w:r>
+    </w:p>
+    <w:p>
+      <w:pPr>
+        <w:spacing w:after="80" w:line="260" w:lineRule="auto"/>
+        <w:jc w:val="both"/>
+      </w:pPr>
     </w:p>
     <w:tbl>
       <w:tblPr>
@@ -1795,12 +1931,6 @@
         <w:gridCol w:w="10400"/>
       </w:tblGrid>
       <w:tr>
-        <w:tblPrEx>
-          <w:tblCellMar>
-            <w:top w:w="0" w:type="dxa"/>
-            <w:bottom w:w="0" w:type="dxa"/>
-          </w:tblCellMar>
-        </w:tblPrEx>
         <w:trPr>
           <w:trHeight w:val="2100"/>
         </w:trPr>
@@ -1841,7 +1971,7 @@
                           <pic:cNvPicPr/>
                         </pic:nvPicPr>
                         <pic:blipFill>
-                          <a:blip r:embed="rId10"/>
+                          <a:blip r:embed="rId11"/>
                           <a:stretch>
                             <a:fillRect/>
                           </a:stretch>
@@ -1884,7 +2014,41 @@
         <w:t xml:space="preserve">Captura N.º 5: </w:t>
       </w:r>
       <w:r>
-        <w:t>página del exchange inscripciones mostrando el binding hacia la cola notificaciones.correo con la clave inscripcion.confirmada.</w:t>
+        <w:t xml:space="preserve">página del </w:t>
+      </w:r>
+      <w:proofErr w:type="spellStart"/>
+      <w:r>
+        <w:t>exchange</w:t>
+      </w:r>
+      <w:proofErr w:type="spellEnd"/>
+      <w:r>
+        <w:t xml:space="preserve"> inscripciones mostrando el </w:t>
+      </w:r>
+      <w:proofErr w:type="spellStart"/>
+      <w:r>
+        <w:t>binding</w:t>
+      </w:r>
+      <w:proofErr w:type="spellEnd"/>
+      <w:r>
+        <w:t xml:space="preserve"> hacia la cola </w:t>
+      </w:r>
+      <w:proofErr w:type="spellStart"/>
+      <w:proofErr w:type="gramStart"/>
+      <w:r>
+        <w:t>notificaciones.correo</w:t>
+      </w:r>
+      <w:proofErr w:type="spellEnd"/>
+      <w:proofErr w:type="gramEnd"/>
+      <w:r>
+        <w:t xml:space="preserve"> con la clave </w:t>
+      </w:r>
+      <w:proofErr w:type="spellStart"/>
+      <w:r>
+        <w:t>inscripcion.confirmada</w:t>
+      </w:r>
+      <w:proofErr w:type="spellEnd"/>
+      <w:r>
+        <w:t>.</w:t>
       </w:r>
     </w:p>
     <w:tbl>
@@ -1908,12 +2072,6 @@
         <w:gridCol w:w="10556"/>
       </w:tblGrid>
       <w:tr>
-        <w:tblPrEx>
-          <w:tblCellMar>
-            <w:top w:w="0" w:type="dxa"/>
-            <w:bottom w:w="0" w:type="dxa"/>
-          </w:tblCellMar>
-        </w:tblPrEx>
         <w:trPr>
           <w:trHeight w:val="2100"/>
         </w:trPr>
@@ -1953,7 +2111,7 @@
                           <pic:cNvPicPr/>
                         </pic:nvPicPr>
                         <pic:blipFill>
-                          <a:blip r:embed="rId11"/>
+                          <a:blip r:embed="rId12"/>
                           <a:stretch>
                             <a:fillRect/>
                           </a:stretch>
@@ -1997,10 +2155,23 @@
         <w:t xml:space="preserve">Captura N.º 6: </w:t>
       </w:r>
       <w:r>
-        <w:t>ventana Get messages mostrando el contenido del mensaje recuperado, con s</w:t>
-      </w:r>
-      <w:r>
-        <w:t>u clave de enrutamiento y sus propiedades.</w:t>
+        <w:t xml:space="preserve">ventana </w:t>
+      </w:r>
+      <w:proofErr w:type="spellStart"/>
+      <w:r>
+        <w:t>Get</w:t>
+      </w:r>
+      <w:proofErr w:type="spellEnd"/>
+      <w:r>
+        <w:t xml:space="preserve"> </w:t>
+      </w:r>
+      <w:proofErr w:type="spellStart"/>
+      <w:r>
+        <w:t>messages</w:t>
+      </w:r>
+      <w:proofErr w:type="spellEnd"/>
+      <w:r>
+        <w:t xml:space="preserve"> mostrando el contenido del mensaje recuperado, con su clave de enrutamiento y sus propiedades.</w:t>
       </w:r>
     </w:p>
     <w:tbl>
@@ -2024,12 +2195,6 @@
         <w:gridCol w:w="9950"/>
       </w:tblGrid>
       <w:tr>
-        <w:tblPrEx>
-          <w:tblCellMar>
-            <w:top w:w="0" w:type="dxa"/>
-            <w:bottom w:w="0" w:type="dxa"/>
-          </w:tblCellMar>
-        </w:tblPrEx>
         <w:trPr>
           <w:trHeight w:val="2100"/>
         </w:trPr>
@@ -2069,7 +2234,7 @@
                           <pic:cNvPicPr/>
                         </pic:nvPicPr>
                         <pic:blipFill>
-                          <a:blip r:embed="rId12"/>
+                          <a:blip r:embed="rId13"/>
                           <a:stretch>
                             <a:fillRect/>
                           </a:stretch>
@@ -2103,27 +2268,46 @@
         <w:spacing w:after="80" w:line="260" w:lineRule="auto"/>
         <w:jc w:val="both"/>
       </w:pPr>
+      <w:proofErr w:type="gramStart"/>
       <w:r>
         <w:rPr>
           <w:b/>
           <w:bCs/>
           <w:color w:val="0F3D5C"/>
         </w:rPr>
-        <w:t xml:space="preserve">Pregunta N.º 2. </w:t>
-      </w:r>
-      <w:r>
-        <w:rPr>
-          <w:b/>
-          <w:bCs/>
-        </w:rPr>
-        <w:t>El productor publica en el exchange y nunca nombra a la cola. Si mañana el área de finanzas también necesita enterarse de cada inscripción confirmada, ¿qué h</w:t>
-      </w:r>
-      <w:r>
-        <w:rPr>
-          <w:b/>
-          <w:bCs/>
-        </w:rPr>
-        <w:t>ay que modificar en el productor? Justifique su respuesta con lo que acaba de hacer a mano.</w:t>
+        <w:t>Pregunta N.º</w:t>
+      </w:r>
+      <w:proofErr w:type="gramEnd"/>
+      <w:r>
+        <w:rPr>
+          <w:b/>
+          <w:bCs/>
+          <w:color w:val="0F3D5C"/>
+        </w:rPr>
+        <w:t xml:space="preserve"> 2. </w:t>
+      </w:r>
+      <w:r>
+        <w:rPr>
+          <w:b/>
+          <w:bCs/>
+        </w:rPr>
+        <w:t xml:space="preserve">El productor publica en el </w:t>
+      </w:r>
+      <w:proofErr w:type="spellStart"/>
+      <w:r>
+        <w:rPr>
+          <w:b/>
+          <w:bCs/>
+        </w:rPr>
+        <w:t>exchange</w:t>
+      </w:r>
+      <w:proofErr w:type="spellEnd"/>
+      <w:r>
+        <w:rPr>
+          <w:b/>
+          <w:bCs/>
+        </w:rPr>
+        <w:t xml:space="preserve"> y nunca nombra a la cola. Si mañana el área de finanzas también necesita enterarse de cada inscripción confirmada, ¿qué hay que modificar en el productor? Justifique su respuesta con lo que acaba de hacer a mano.</w:t>
       </w:r>
     </w:p>
     <w:tbl>
@@ -2147,12 +2331,6 @@
         <w:gridCol w:w="9746"/>
       </w:tblGrid>
       <w:tr>
-        <w:tblPrEx>
-          <w:tblCellMar>
-            <w:top w:w="0" w:type="dxa"/>
-            <w:bottom w:w="0" w:type="dxa"/>
-          </w:tblCellMar>
-        </w:tblPrEx>
         <w:trPr>
           <w:trHeight w:val="1400"/>
         </w:trPr>
@@ -2167,7 +2345,48 @@
             </w:tcMar>
             <w:vAlign w:val="center"/>
           </w:tcPr>
-          <w:p/>
+          <w:p>
+            <w:r>
+              <w:t>N</w:t>
+            </w:r>
+            <w:r>
+              <w:t xml:space="preserve">o hay que modificar absolutamente nada en el código del productor. Como el productor solo manda el mensaje al </w:t>
+            </w:r>
+            <w:proofErr w:type="spellStart"/>
+            <w:r>
+              <w:rPr>
+                <w:i/>
+                <w:iCs/>
+              </w:rPr>
+              <w:t>exchange</w:t>
+            </w:r>
+            <w:proofErr w:type="spellEnd"/>
+            <w:r>
+              <w:t xml:space="preserve">, lo único que tendríamos que hacer es crear la nueva cola para Finanzas y vincularla al mismo </w:t>
+            </w:r>
+            <w:proofErr w:type="spellStart"/>
+            <w:r>
+              <w:t>exchange</w:t>
+            </w:r>
+            <w:proofErr w:type="spellEnd"/>
+            <w:r>
+              <w:t xml:space="preserve"> utilizando </w:t>
+            </w:r>
+            <w:proofErr w:type="spellStart"/>
+            <w:proofErr w:type="gramStart"/>
+            <w:r>
+              <w:rPr>
+                <w:rStyle w:val="CdigoHTML"/>
+                <w:rFonts w:ascii="Arial" w:eastAsia="Arial" w:hAnsi="Arial" w:cs="Arial"/>
+              </w:rPr>
+              <w:t>inscripcion.confirmada</w:t>
+            </w:r>
+            <w:proofErr w:type="spellEnd"/>
+            <w:proofErr w:type="gramEnd"/>
+            <w:r>
+              <w:t>.</w:t>
+            </w:r>
+          </w:p>
         </w:tc>
       </w:tr>
     </w:tbl>
@@ -2208,7 +2427,15 @@
         <w:t xml:space="preserve">Captura N.º 7: </w:t>
       </w:r>
       <w:r>
-        <w:t xml:space="preserve">las dos terminales: el productor conectado al broker y la respuesta 201 con el registro devuelto por </w:t>
+        <w:t xml:space="preserve">las dos terminales: el productor conectado al </w:t>
+      </w:r>
+      <w:proofErr w:type="spellStart"/>
+      <w:r>
+        <w:t>broker</w:t>
+      </w:r>
+      <w:proofErr w:type="spellEnd"/>
+      <w:r>
+        <w:t xml:space="preserve"> y la respuesta 201 con el registro devuelto por </w:t>
       </w:r>
       <w:r>
         <w:rPr>
@@ -2219,56 +2446,6 @@
             <wp:extent cx="6188710" cy="1188085"/>
             <wp:effectExtent l="0" t="0" r="2540" b="0"/>
             <wp:docPr id="7" name="Imagen 7"/>
-            <wp:cNvGraphicFramePr>
-              <a:graphicFrameLocks xmlns:a="http://schemas.openxmlformats.org/drawingml/2006/main" noChangeAspect="1"/>
-            </wp:cNvGraphicFramePr>
-            <a:graphic xmlns:a="http://schemas.openxmlformats.org/drawingml/2006/main">
-              <a:graphicData uri="http://schemas.openxmlformats.org/drawingml/2006/picture">
-                <pic:pic xmlns:pic="http://schemas.openxmlformats.org/drawingml/2006/picture">
-                  <pic:nvPicPr>
-                    <pic:cNvPr id="1" name=""/>
-                    <pic:cNvPicPr/>
-                  </pic:nvPicPr>
-                  <pic:blipFill>
-                    <a:blip r:embed="rId13"/>
-                    <a:stretch>
-                      <a:fillRect/>
-                    </a:stretch>
-                  </pic:blipFill>
-                  <pic:spPr>
-                    <a:xfrm>
-                      <a:off x="0" y="0"/>
-                      <a:ext cx="6188710" cy="1188085"/>
-                    </a:xfrm>
-                    <a:prstGeom prst="rect">
-                      <a:avLst/>
-                    </a:prstGeom>
-                  </pic:spPr>
-                </pic:pic>
-              </a:graphicData>
-            </a:graphic>
-          </wp:inline>
-        </w:drawing>
-      </w:r>
-    </w:p>
-    <w:p>
-      <w:pPr>
-        <w:spacing w:after="80" w:line="260" w:lineRule="auto"/>
-        <w:jc w:val="both"/>
-        <w:rPr>
-          <w:u w:val="single"/>
-        </w:rPr>
-      </w:pPr>
-      <w:r>
-        <w:rPr>
-          <w:noProof/>
-        </w:rPr>
-        <w:lastRenderedPageBreak/>
-        <w:drawing>
-          <wp:inline distT="0" distB="0" distL="0" distR="0" wp14:anchorId="039A366A" wp14:editId="0A85E232">
-            <wp:extent cx="6188710" cy="1038225"/>
-            <wp:effectExtent l="0" t="0" r="2540" b="9525"/>
-            <wp:docPr id="8" name="Imagen 8"/>
             <wp:cNvGraphicFramePr>
               <a:graphicFrameLocks xmlns:a="http://schemas.openxmlformats.org/drawingml/2006/main" noChangeAspect="1"/>
             </wp:cNvGraphicFramePr>
@@ -2288,6 +2465,56 @@
                   <pic:spPr>
                     <a:xfrm>
                       <a:off x="0" y="0"/>
+                      <a:ext cx="6188710" cy="1188085"/>
+                    </a:xfrm>
+                    <a:prstGeom prst="rect">
+                      <a:avLst/>
+                    </a:prstGeom>
+                  </pic:spPr>
+                </pic:pic>
+              </a:graphicData>
+            </a:graphic>
+          </wp:inline>
+        </w:drawing>
+      </w:r>
+    </w:p>
+    <w:p>
+      <w:pPr>
+        <w:spacing w:after="80" w:line="260" w:lineRule="auto"/>
+        <w:jc w:val="both"/>
+        <w:rPr>
+          <w:u w:val="single"/>
+        </w:rPr>
+      </w:pPr>
+      <w:r>
+        <w:rPr>
+          <w:noProof/>
+        </w:rPr>
+        <w:lastRenderedPageBreak/>
+        <w:drawing>
+          <wp:inline distT="0" distB="0" distL="0" distR="0" wp14:anchorId="039A366A" wp14:editId="0A85E232">
+            <wp:extent cx="6188710" cy="1038225"/>
+            <wp:effectExtent l="0" t="0" r="2540" b="9525"/>
+            <wp:docPr id="8" name="Imagen 8"/>
+            <wp:cNvGraphicFramePr>
+              <a:graphicFrameLocks xmlns:a="http://schemas.openxmlformats.org/drawingml/2006/main" noChangeAspect="1"/>
+            </wp:cNvGraphicFramePr>
+            <a:graphic xmlns:a="http://schemas.openxmlformats.org/drawingml/2006/main">
+              <a:graphicData uri="http://schemas.openxmlformats.org/drawingml/2006/picture">
+                <pic:pic xmlns:pic="http://schemas.openxmlformats.org/drawingml/2006/picture">
+                  <pic:nvPicPr>
+                    <pic:cNvPr id="1" name=""/>
+                    <pic:cNvPicPr/>
+                  </pic:nvPicPr>
+                  <pic:blipFill>
+                    <a:blip r:embed="rId15"/>
+                    <a:stretch>
+                      <a:fillRect/>
+                    </a:stretch>
+                  </pic:blipFill>
+                  <pic:spPr>
+                    <a:xfrm>
+                      <a:off x="0" y="0"/>
                       <a:ext cx="6188710" cy="1038225"/>
                     </a:xfrm>
                     <a:prstGeom prst="rect">
@@ -2312,18 +2539,28 @@
           <w:bCs/>
           <w:color w:val="1F8A7A"/>
         </w:rPr>
-        <w:t>C</w:t>
-      </w:r>
-      <w:r>
-        <w:rPr>
-          <w:b/>
-          <w:bCs/>
-          <w:color w:val="1F8A7A"/>
-        </w:rPr>
-        <w:t xml:space="preserve">aptura N.º 8: </w:t>
-      </w:r>
-      <w:r>
-        <w:t>consola de administración mostrando la cola notificaciones.correo con un mensaje en la columna Ready y ningún consumidor.</w:t>
+        <w:t xml:space="preserve">Captura N.º 8: </w:t>
+      </w:r>
+      <w:r>
+        <w:t xml:space="preserve">consola de administración mostrando la cola </w:t>
+      </w:r>
+      <w:proofErr w:type="spellStart"/>
+      <w:proofErr w:type="gramStart"/>
+      <w:r>
+        <w:t>notificaciones.correo</w:t>
+      </w:r>
+      <w:proofErr w:type="spellEnd"/>
+      <w:proofErr w:type="gramEnd"/>
+      <w:r>
+        <w:t xml:space="preserve"> con un mensaje en la columna </w:t>
+      </w:r>
+      <w:proofErr w:type="spellStart"/>
+      <w:r>
+        <w:t>Ready</w:t>
+      </w:r>
+      <w:proofErr w:type="spellEnd"/>
+      <w:r>
+        <w:t xml:space="preserve"> y ningún consumidor.</w:t>
       </w:r>
     </w:p>
     <w:tbl>
@@ -2344,15 +2581,9 @@
         <w:tblLook w:val="04A0" w:firstRow="1" w:lastRow="0" w:firstColumn="1" w:lastColumn="0" w:noHBand="0" w:noVBand="1"/>
       </w:tblPr>
       <w:tblGrid>
-        <w:gridCol w:w="9746"/>
+        <w:gridCol w:w="9950"/>
       </w:tblGrid>
       <w:tr>
-        <w:tblPrEx>
-          <w:tblCellMar>
-            <w:top w:w="0" w:type="dxa"/>
-            <w:bottom w:w="0" w:type="dxa"/>
-          </w:tblCellMar>
-        </w:tblPrEx>
         <w:trPr>
           <w:trHeight w:val="2100"/>
         </w:trPr>
@@ -2374,11 +2605,43 @@
             </w:pPr>
             <w:r>
               <w:rPr>
-                <w:i/>
-                <w:iCs/>
-                <w:color w:val="8F9EAA"/>
-              </w:rPr>
-              <w:t>[ Pegue aquí la captura de pantalla ]</w:t>
+                <w:noProof/>
+              </w:rPr>
+              <w:drawing>
+                <wp:inline distT="0" distB="0" distL="0" distR="0" wp14:anchorId="3E22ABA5" wp14:editId="531FA930">
+                  <wp:extent cx="6188710" cy="2828925"/>
+                  <wp:effectExtent l="0" t="0" r="2540" b="9525"/>
+                  <wp:docPr id="10" name="Imagen 10"/>
+                  <wp:cNvGraphicFramePr>
+                    <a:graphicFrameLocks xmlns:a="http://schemas.openxmlformats.org/drawingml/2006/main" noChangeAspect="1"/>
+                  </wp:cNvGraphicFramePr>
+                  <a:graphic xmlns:a="http://schemas.openxmlformats.org/drawingml/2006/main">
+                    <a:graphicData uri="http://schemas.openxmlformats.org/drawingml/2006/picture">
+                      <pic:pic xmlns:pic="http://schemas.openxmlformats.org/drawingml/2006/picture">
+                        <pic:nvPicPr>
+                          <pic:cNvPr id="1" name=""/>
+                          <pic:cNvPicPr/>
+                        </pic:nvPicPr>
+                        <pic:blipFill>
+                          <a:blip r:embed="rId16"/>
+                          <a:stretch>
+                            <a:fillRect/>
+                          </a:stretch>
+                        </pic:blipFill>
+                        <pic:spPr>
+                          <a:xfrm>
+                            <a:off x="0" y="0"/>
+                            <a:ext cx="6188710" cy="2828925"/>
+                          </a:xfrm>
+                          <a:prstGeom prst="rect">
+                            <a:avLst/>
+                          </a:prstGeom>
+                        </pic:spPr>
+                      </pic:pic>
+                    </a:graphicData>
+                  </a:graphic>
+                </wp:inline>
+              </w:drawing>
             </w:r>
           </w:p>
         </w:tc>
@@ -2394,27 +2657,30 @@
         <w:spacing w:after="80" w:line="260" w:lineRule="auto"/>
         <w:jc w:val="both"/>
       </w:pPr>
+      <w:proofErr w:type="gramStart"/>
       <w:r>
         <w:rPr>
           <w:b/>
           <w:bCs/>
           <w:color w:val="0F3D5C"/>
         </w:rPr>
-        <w:t xml:space="preserve">Pregunta N.º 3. </w:t>
-      </w:r>
-      <w:r>
-        <w:rPr>
-          <w:b/>
-          <w:bCs/>
-        </w:rPr>
-        <w:t>La API respondió 201 aunque nadie haya enviado todavía el correo de bienvenida</w:t>
-      </w:r>
-      <w:r>
-        <w:rPr>
-          <w:b/>
-          <w:bCs/>
-        </w:rPr>
-        <w:t>. ¿De qué trabajo se liberó el servicio de Inscripciones y qué promesa está haciendo a cambio al estudiante que se inscribió?</w:t>
+        <w:t>Pregunta N.º</w:t>
+      </w:r>
+      <w:proofErr w:type="gramEnd"/>
+      <w:r>
+        <w:rPr>
+          <w:b/>
+          <w:bCs/>
+          <w:color w:val="0F3D5C"/>
+        </w:rPr>
+        <w:t xml:space="preserve"> 3. </w:t>
+      </w:r>
+      <w:r>
+        <w:rPr>
+          <w:b/>
+          <w:bCs/>
+        </w:rPr>
+        <w:t>La API respondió 201 aunque nadie haya enviado todavía el correo de bienvenida. ¿De qué trabajo se liberó el servicio de Inscripciones y qué promesa está haciendo a cambio al estudiante que se inscribió?</w:t>
       </w:r>
     </w:p>
     <w:tbl>
@@ -2438,12 +2704,6 @@
         <w:gridCol w:w="9746"/>
       </w:tblGrid>
       <w:tr>
-        <w:tblPrEx>
-          <w:tblCellMar>
-            <w:top w:w="0" w:type="dxa"/>
-            <w:bottom w:w="0" w:type="dxa"/>
-          </w:tblCellMar>
-        </w:tblPrEx>
         <w:trPr>
           <w:trHeight w:val="1400"/>
         </w:trPr>
@@ -2458,7 +2718,11 @@
             </w:tcMar>
             <w:vAlign w:val="center"/>
           </w:tcPr>
-          <w:p/>
+          <w:p>
+            <w:r>
+              <w:t>El servicio de Inscripciones se liberó de realizar la conexión de red pesada con el servidor y de esperar a que el correo salga, haciendo que la API responda casi instantáneamente.</w:t>
+            </w:r>
+          </w:p>
         </w:tc>
       </w:tr>
     </w:tbl>
@@ -2520,15 +2784,9 @@
         <w:tblLook w:val="04A0" w:firstRow="1" w:lastRow="0" w:firstColumn="1" w:lastColumn="0" w:noHBand="0" w:noVBand="1"/>
       </w:tblPr>
       <w:tblGrid>
-        <w:gridCol w:w="9746"/>
+        <w:gridCol w:w="9950"/>
       </w:tblGrid>
       <w:tr>
-        <w:tblPrEx>
-          <w:tblCellMar>
-            <w:top w:w="0" w:type="dxa"/>
-            <w:bottom w:w="0" w:type="dxa"/>
-          </w:tblCellMar>
-        </w:tblPrEx>
         <w:trPr>
           <w:trHeight w:val="2100"/>
         </w:trPr>
@@ -2550,11 +2808,44 @@
             </w:pPr>
             <w:r>
               <w:rPr>
-                <w:i/>
-                <w:iCs/>
-                <w:color w:val="8F9EAA"/>
-              </w:rPr>
-              <w:t>[ Pegue aquí la captura de pantalla ]</w:t>
+                <w:noProof/>
+              </w:rPr>
+              <w:lastRenderedPageBreak/>
+              <w:drawing>
+                <wp:inline distT="0" distB="0" distL="0" distR="0" wp14:anchorId="416FE00F" wp14:editId="7BF37337">
+                  <wp:extent cx="6188710" cy="4251960"/>
+                  <wp:effectExtent l="0" t="0" r="2540" b="0"/>
+                  <wp:docPr id="11" name="Imagen 11"/>
+                  <wp:cNvGraphicFramePr>
+                    <a:graphicFrameLocks xmlns:a="http://schemas.openxmlformats.org/drawingml/2006/main" noChangeAspect="1"/>
+                  </wp:cNvGraphicFramePr>
+                  <a:graphic xmlns:a="http://schemas.openxmlformats.org/drawingml/2006/main">
+                    <a:graphicData uri="http://schemas.openxmlformats.org/drawingml/2006/picture">
+                      <pic:pic xmlns:pic="http://schemas.openxmlformats.org/drawingml/2006/picture">
+                        <pic:nvPicPr>
+                          <pic:cNvPr id="1" name=""/>
+                          <pic:cNvPicPr/>
+                        </pic:nvPicPr>
+                        <pic:blipFill>
+                          <a:blip r:embed="rId17"/>
+                          <a:stretch>
+                            <a:fillRect/>
+                          </a:stretch>
+                        </pic:blipFill>
+                        <pic:spPr>
+                          <a:xfrm>
+                            <a:off x="0" y="0"/>
+                            <a:ext cx="6188710" cy="4251960"/>
+                          </a:xfrm>
+                          <a:prstGeom prst="rect">
+                            <a:avLst/>
+                          </a:prstGeom>
+                        </pic:spPr>
+                      </pic:pic>
+                    </a:graphicData>
+                  </a:graphic>
+                </wp:inline>
+              </w:drawing>
             </w:r>
           </w:p>
         </w:tc>
@@ -2579,7 +2870,25 @@
         <w:t xml:space="preserve">Captura N.º 10: </w:t>
       </w:r>
       <w:r>
-        <w:t>consola de administración con la cola notificaciones.correo mostrando 5 mensajes en Ready, cero consumidores, y el gráfico de la cola creciendo.</w:t>
+        <w:t xml:space="preserve">consola de administración con la cola </w:t>
+      </w:r>
+      <w:proofErr w:type="spellStart"/>
+      <w:proofErr w:type="gramStart"/>
+      <w:r>
+        <w:t>notificaciones.correo</w:t>
+      </w:r>
+      <w:proofErr w:type="spellEnd"/>
+      <w:proofErr w:type="gramEnd"/>
+      <w:r>
+        <w:t xml:space="preserve"> mostrando 5 mensajes en </w:t>
+      </w:r>
+      <w:proofErr w:type="spellStart"/>
+      <w:r>
+        <w:t>Ready</w:t>
+      </w:r>
+      <w:proofErr w:type="spellEnd"/>
+      <w:r>
+        <w:t>, cero consumidores, y el gráfico de la cola creciendo.</w:t>
       </w:r>
     </w:p>
     <w:tbl>
@@ -2600,15 +2909,9 @@
         <w:tblLook w:val="04A0" w:firstRow="1" w:lastRow="0" w:firstColumn="1" w:lastColumn="0" w:noHBand="0" w:noVBand="1"/>
       </w:tblPr>
       <w:tblGrid>
-        <w:gridCol w:w="9746"/>
+        <w:gridCol w:w="9950"/>
       </w:tblGrid>
       <w:tr>
-        <w:tblPrEx>
-          <w:tblCellMar>
-            <w:top w:w="0" w:type="dxa"/>
-            <w:bottom w:w="0" w:type="dxa"/>
-          </w:tblCellMar>
-        </w:tblPrEx>
         <w:trPr>
           <w:trHeight w:val="2100"/>
         </w:trPr>
@@ -2630,12 +2933,43 @@
             </w:pPr>
             <w:r>
               <w:rPr>
-                <w:i/>
-                <w:iCs/>
-                <w:color w:val="8F9EAA"/>
-              </w:rPr>
-              <w:lastRenderedPageBreak/>
-              <w:t>[ Pegue aquí la captura de pantalla ]</w:t>
+                <w:noProof/>
+              </w:rPr>
+              <w:drawing>
+                <wp:inline distT="0" distB="0" distL="0" distR="0" wp14:anchorId="2E777971" wp14:editId="387AC097">
+                  <wp:extent cx="6188710" cy="1782445"/>
+                  <wp:effectExtent l="0" t="0" r="2540" b="8255"/>
+                  <wp:docPr id="12" name="Imagen 12"/>
+                  <wp:cNvGraphicFramePr>
+                    <a:graphicFrameLocks xmlns:a="http://schemas.openxmlformats.org/drawingml/2006/main" noChangeAspect="1"/>
+                  </wp:cNvGraphicFramePr>
+                  <a:graphic xmlns:a="http://schemas.openxmlformats.org/drawingml/2006/main">
+                    <a:graphicData uri="http://schemas.openxmlformats.org/drawingml/2006/picture">
+                      <pic:pic xmlns:pic="http://schemas.openxmlformats.org/drawingml/2006/picture">
+                        <pic:nvPicPr>
+                          <pic:cNvPr id="1" name=""/>
+                          <pic:cNvPicPr/>
+                        </pic:nvPicPr>
+                        <pic:blipFill>
+                          <a:blip r:embed="rId18"/>
+                          <a:stretch>
+                            <a:fillRect/>
+                          </a:stretch>
+                        </pic:blipFill>
+                        <pic:spPr>
+                          <a:xfrm>
+                            <a:off x="0" y="0"/>
+                            <a:ext cx="6188710" cy="1782445"/>
+                          </a:xfrm>
+                          <a:prstGeom prst="rect">
+                            <a:avLst/>
+                          </a:prstGeom>
+                        </pic:spPr>
+                      </pic:pic>
+                    </a:graphicData>
+                  </a:graphic>
+                </wp:inline>
+              </w:drawing>
             </w:r>
           </w:p>
         </w:tc>
@@ -2651,27 +2985,30 @@
         <w:spacing w:after="80" w:line="260" w:lineRule="auto"/>
         <w:jc w:val="both"/>
       </w:pPr>
+      <w:proofErr w:type="gramStart"/>
       <w:r>
         <w:rPr>
           <w:b/>
           <w:bCs/>
           <w:color w:val="0F3D5C"/>
         </w:rPr>
-        <w:t xml:space="preserve">Pregunta N.º 4. </w:t>
-      </w:r>
-      <w:r>
-        <w:rPr>
-          <w:b/>
-          <w:bCs/>
-        </w:rPr>
-        <w:t>Con REST, si el servicio de Notificaciones estaba caído</w:t>
-      </w:r>
-      <w:r>
-        <w:rPr>
-          <w:b/>
-          <w:bCs/>
-        </w:rPr>
-        <w:t>, la inscripción fallaba o se quedaba esperando. Aquí no falló nada. ¿Dónde está en este momento el trabajo pendiente, qué recurso está consumiendo mientras espera y qué ocurriría si el consumidor no volviera nunca?</w:t>
+        <w:t>Pregunta N.º</w:t>
+      </w:r>
+      <w:proofErr w:type="gramEnd"/>
+      <w:r>
+        <w:rPr>
+          <w:b/>
+          <w:bCs/>
+          <w:color w:val="0F3D5C"/>
+        </w:rPr>
+        <w:t xml:space="preserve"> 4. </w:t>
+      </w:r>
+      <w:r>
+        <w:rPr>
+          <w:b/>
+          <w:bCs/>
+        </w:rPr>
+        <w:t>Con REST, si el servicio de Notificaciones estaba caído, la inscripción fallaba o se quedaba esperando. Aquí no falló nada. ¿Dónde está en este momento el trabajo pendiente, qué recurso está consumiendo mientras espera y qué ocurriría si el consumidor no volviera nunca?</w:t>
       </w:r>
     </w:p>
     <w:tbl>
@@ -2695,12 +3032,6 @@
         <w:gridCol w:w="9746"/>
       </w:tblGrid>
       <w:tr>
-        <w:tblPrEx>
-          <w:tblCellMar>
-            <w:top w:w="0" w:type="dxa"/>
-            <w:bottom w:w="0" w:type="dxa"/>
-          </w:tblCellMar>
-        </w:tblPrEx>
         <w:trPr>
           <w:trHeight w:val="1400"/>
         </w:trPr>
@@ -2715,7 +3046,30 @@
             </w:tcMar>
             <w:vAlign w:val="center"/>
           </w:tcPr>
-          <w:p/>
+          <w:p>
+            <w:r>
+              <w:t xml:space="preserve">El trabajo pendiente está almacenado en la cola dentro del servidor de </w:t>
+            </w:r>
+            <w:proofErr w:type="spellStart"/>
+            <w:r>
+              <w:t>RabbitMQ</w:t>
+            </w:r>
+            <w:proofErr w:type="spellEnd"/>
+            <w:r>
+              <w:t xml:space="preserve">. Mientras espera, está consumiendo recursos físicos del </w:t>
+            </w:r>
+            <w:proofErr w:type="spellStart"/>
+            <w:r>
+              <w:t>broker</w:t>
+            </w:r>
+            <w:proofErr w:type="spellEnd"/>
+            <w:r>
+              <w:t xml:space="preserve"> (memoria RAM y espacio en disco). Si el consumidor se apaga y no vuelve nunca, la cola seguirá acumulando mensajes indefinidamente hasta agotar la memoria o el almacenamiento del servidor</w:t>
+            </w:r>
+            <w:r>
+              <w:t>.</w:t>
+            </w:r>
+          </w:p>
         </w:tc>
       </w:tr>
     </w:tbl>
@@ -2759,15 +3113,9 @@
         <w:tblLook w:val="04A0" w:firstRow="1" w:lastRow="0" w:firstColumn="1" w:lastColumn="0" w:noHBand="0" w:noVBand="1"/>
       </w:tblPr>
       <w:tblGrid>
-        <w:gridCol w:w="9746"/>
+        <w:gridCol w:w="9950"/>
       </w:tblGrid>
       <w:tr>
-        <w:tblPrEx>
-          <w:tblCellMar>
-            <w:top w:w="0" w:type="dxa"/>
-            <w:bottom w:w="0" w:type="dxa"/>
-          </w:tblCellMar>
-        </w:tblPrEx>
         <w:trPr>
           <w:trHeight w:val="2100"/>
         </w:trPr>
@@ -2789,11 +3137,43 @@
             </w:pPr>
             <w:r>
               <w:rPr>
-                <w:i/>
-                <w:iCs/>
-                <w:color w:val="8F9EAA"/>
-              </w:rPr>
-              <w:t>[ Pegue aquí la captura de pantalla ]</w:t>
+                <w:noProof/>
+              </w:rPr>
+              <w:drawing>
+                <wp:inline distT="0" distB="0" distL="0" distR="0" wp14:anchorId="3E239B8C" wp14:editId="77131B61">
+                  <wp:extent cx="6188710" cy="1643380"/>
+                  <wp:effectExtent l="0" t="0" r="2540" b="0"/>
+                  <wp:docPr id="13" name="Imagen 13"/>
+                  <wp:cNvGraphicFramePr>
+                    <a:graphicFrameLocks xmlns:a="http://schemas.openxmlformats.org/drawingml/2006/main" noChangeAspect="1"/>
+                  </wp:cNvGraphicFramePr>
+                  <a:graphic xmlns:a="http://schemas.openxmlformats.org/drawingml/2006/main">
+                    <a:graphicData uri="http://schemas.openxmlformats.org/drawingml/2006/picture">
+                      <pic:pic xmlns:pic="http://schemas.openxmlformats.org/drawingml/2006/picture">
+                        <pic:nvPicPr>
+                          <pic:cNvPr id="1" name=""/>
+                          <pic:cNvPicPr/>
+                        </pic:nvPicPr>
+                        <pic:blipFill>
+                          <a:blip r:embed="rId19"/>
+                          <a:stretch>
+                            <a:fillRect/>
+                          </a:stretch>
+                        </pic:blipFill>
+                        <pic:spPr>
+                          <a:xfrm>
+                            <a:off x="0" y="0"/>
+                            <a:ext cx="6188710" cy="1643380"/>
+                          </a:xfrm>
+                          <a:prstGeom prst="rect">
+                            <a:avLst/>
+                          </a:prstGeom>
+                        </pic:spPr>
+                      </pic:pic>
+                    </a:graphicData>
+                  </a:graphic>
+                </wp:inline>
+              </w:drawing>
             </w:r>
           </w:p>
         </w:tc>
@@ -2819,7 +3199,29 @@
           <w:sz w:val="24"/>
           <w:szCs w:val="24"/>
         </w:rPr>
-        <w:t>Laboratorio 4 — Exchange directo frente a exchange temático</w:t>
+        <w:t xml:space="preserve">Laboratorio 4 — Exchange directo frente a </w:t>
+      </w:r>
+      <w:proofErr w:type="spellStart"/>
+      <w:r>
+        <w:rPr>
+          <w:b/>
+          <w:bCs/>
+          <w:color w:val="0F3D5C"/>
+          <w:sz w:val="24"/>
+          <w:szCs w:val="24"/>
+        </w:rPr>
+        <w:t>exchange</w:t>
+      </w:r>
+      <w:proofErr w:type="spellEnd"/>
+      <w:r>
+        <w:rPr>
+          <w:b/>
+          <w:bCs/>
+          <w:color w:val="0F3D5C"/>
+          <w:sz w:val="24"/>
+          <w:szCs w:val="24"/>
+        </w:rPr>
+        <w:t xml:space="preserve"> temático</w:t>
       </w:r>
     </w:p>
     <w:p>
@@ -2836,7 +3238,41 @@
         <w:t xml:space="preserve">Captura N.º 12: </w:t>
       </w:r>
       <w:r>
-        <w:t>página del exchange eventos.academicos en la consola, mostrando sus tres bindings con los patrones inscripcion.*, pago.* y #.</w:t>
+        <w:t xml:space="preserve">página del </w:t>
+      </w:r>
+      <w:proofErr w:type="spellStart"/>
+      <w:r>
+        <w:t>exchange</w:t>
+      </w:r>
+      <w:proofErr w:type="spellEnd"/>
+      <w:r>
+        <w:t xml:space="preserve"> </w:t>
+      </w:r>
+      <w:proofErr w:type="spellStart"/>
+      <w:proofErr w:type="gramStart"/>
+      <w:r>
+        <w:t>eventos.academicos</w:t>
+      </w:r>
+      <w:proofErr w:type="spellEnd"/>
+      <w:proofErr w:type="gramEnd"/>
+      <w:r>
+        <w:t xml:space="preserve"> en la consola, mostrando sus tres </w:t>
+      </w:r>
+      <w:proofErr w:type="spellStart"/>
+      <w:r>
+        <w:t>bindings</w:t>
+      </w:r>
+      <w:proofErr w:type="spellEnd"/>
+      <w:r>
+        <w:t xml:space="preserve"> con los patrones </w:t>
+      </w:r>
+      <w:proofErr w:type="spellStart"/>
+      <w:r>
+        <w:t>inscripcion</w:t>
+      </w:r>
+      <w:proofErr w:type="spellEnd"/>
+      <w:r>
+        <w:t>.*, pago.* y #.</w:t>
       </w:r>
     </w:p>
     <w:tbl>
@@ -2857,15 +3293,9 @@
         <w:tblLook w:val="04A0" w:firstRow="1" w:lastRow="0" w:firstColumn="1" w:lastColumn="0" w:noHBand="0" w:noVBand="1"/>
       </w:tblPr>
       <w:tblGrid>
-        <w:gridCol w:w="9746"/>
+        <w:gridCol w:w="9950"/>
       </w:tblGrid>
       <w:tr>
-        <w:tblPrEx>
-          <w:tblCellMar>
-            <w:top w:w="0" w:type="dxa"/>
-            <w:bottom w:w="0" w:type="dxa"/>
-          </w:tblCellMar>
-        </w:tblPrEx>
         <w:trPr>
           <w:trHeight w:val="2100"/>
         </w:trPr>
@@ -2887,11 +3317,44 @@
             </w:pPr>
             <w:r>
               <w:rPr>
-                <w:i/>
-                <w:iCs/>
-                <w:color w:val="8F9EAA"/>
-              </w:rPr>
-              <w:t>[ Pegue aquí la captura de pantalla ]</w:t>
+                <w:noProof/>
+              </w:rPr>
+              <w:lastRenderedPageBreak/>
+              <w:drawing>
+                <wp:inline distT="0" distB="0" distL="0" distR="0" wp14:anchorId="79FD9CB8" wp14:editId="117227E5">
+                  <wp:extent cx="6188710" cy="4253865"/>
+                  <wp:effectExtent l="0" t="0" r="2540" b="0"/>
+                  <wp:docPr id="14" name="Imagen 14"/>
+                  <wp:cNvGraphicFramePr>
+                    <a:graphicFrameLocks xmlns:a="http://schemas.openxmlformats.org/drawingml/2006/main" noChangeAspect="1"/>
+                  </wp:cNvGraphicFramePr>
+                  <a:graphic xmlns:a="http://schemas.openxmlformats.org/drawingml/2006/main">
+                    <a:graphicData uri="http://schemas.openxmlformats.org/drawingml/2006/picture">
+                      <pic:pic xmlns:pic="http://schemas.openxmlformats.org/drawingml/2006/picture">
+                        <pic:nvPicPr>
+                          <pic:cNvPr id="1" name=""/>
+                          <pic:cNvPicPr/>
+                        </pic:nvPicPr>
+                        <pic:blipFill>
+                          <a:blip r:embed="rId20"/>
+                          <a:stretch>
+                            <a:fillRect/>
+                          </a:stretch>
+                        </pic:blipFill>
+                        <pic:spPr>
+                          <a:xfrm>
+                            <a:off x="0" y="0"/>
+                            <a:ext cx="6188710" cy="4253865"/>
+                          </a:xfrm>
+                          <a:prstGeom prst="rect">
+                            <a:avLst/>
+                          </a:prstGeom>
+                        </pic:spPr>
+                      </pic:pic>
+                    </a:graphicData>
+                  </a:graphic>
+                </wp:inline>
+              </w:drawing>
             </w:r>
           </w:p>
         </w:tc>
@@ -2913,18 +3376,36 @@
           <w:bCs/>
           <w:color w:val="1F8A7A"/>
         </w:rPr>
-        <w:t>Captura N.º 13</w:t>
-      </w:r>
-      <w:r>
-        <w:rPr>
-          <w:b/>
-          <w:bCs/>
-          <w:color w:val="1F8A7A"/>
-        </w:rPr>
-        <w:t xml:space="preserve">: </w:t>
-      </w:r>
-      <w:r>
-        <w:t>lista de colas de la consola con los contadores de correo.bienvenida, finanzas.cobros y auditoria.todo después de publicar las cuatro claves.</w:t>
+        <w:t xml:space="preserve">Captura N.º 13: </w:t>
+      </w:r>
+      <w:r>
+        <w:t xml:space="preserve">lista de colas de la consola con los contadores de </w:t>
+      </w:r>
+      <w:proofErr w:type="spellStart"/>
+      <w:proofErr w:type="gramStart"/>
+      <w:r>
+        <w:t>correo.bienvenida</w:t>
+      </w:r>
+      <w:proofErr w:type="spellEnd"/>
+      <w:proofErr w:type="gramEnd"/>
+      <w:r>
+        <w:t xml:space="preserve">, </w:t>
+      </w:r>
+      <w:proofErr w:type="spellStart"/>
+      <w:r>
+        <w:t>finanzas.cobros</w:t>
+      </w:r>
+      <w:proofErr w:type="spellEnd"/>
+      <w:r>
+        <w:t xml:space="preserve"> y </w:t>
+      </w:r>
+      <w:proofErr w:type="spellStart"/>
+      <w:r>
+        <w:t>auditoria.todo</w:t>
+      </w:r>
+      <w:proofErr w:type="spellEnd"/>
+      <w:r>
+        <w:t xml:space="preserve"> después de publicar las cuatro claves.</w:t>
       </w:r>
     </w:p>
     <w:tbl>
@@ -2945,15 +3426,9 @@
         <w:tblLook w:val="04A0" w:firstRow="1" w:lastRow="0" w:firstColumn="1" w:lastColumn="0" w:noHBand="0" w:noVBand="1"/>
       </w:tblPr>
       <w:tblGrid>
-        <w:gridCol w:w="9746"/>
+        <w:gridCol w:w="9950"/>
       </w:tblGrid>
       <w:tr>
-        <w:tblPrEx>
-          <w:tblCellMar>
-            <w:top w:w="0" w:type="dxa"/>
-            <w:bottom w:w="0" w:type="dxa"/>
-          </w:tblCellMar>
-        </w:tblPrEx>
         <w:trPr>
           <w:trHeight w:val="2100"/>
         </w:trPr>
@@ -2975,12 +3450,44 @@
             </w:pPr>
             <w:r>
               <w:rPr>
-                <w:i/>
-                <w:iCs/>
-                <w:color w:val="8F9EAA"/>
+                <w:noProof/>
               </w:rPr>
               <w:lastRenderedPageBreak/>
-              <w:t>[ Pegue aquí la captura de pantalla ]</w:t>
+              <w:drawing>
+                <wp:inline distT="0" distB="0" distL="0" distR="0" wp14:anchorId="280FA806" wp14:editId="7BADA985">
+                  <wp:extent cx="6188710" cy="3519805"/>
+                  <wp:effectExtent l="0" t="0" r="2540" b="4445"/>
+                  <wp:docPr id="9" name="Imagen 9"/>
+                  <wp:cNvGraphicFramePr>
+                    <a:graphicFrameLocks xmlns:a="http://schemas.openxmlformats.org/drawingml/2006/main" noChangeAspect="1"/>
+                  </wp:cNvGraphicFramePr>
+                  <a:graphic xmlns:a="http://schemas.openxmlformats.org/drawingml/2006/main">
+                    <a:graphicData uri="http://schemas.openxmlformats.org/drawingml/2006/picture">
+                      <pic:pic xmlns:pic="http://schemas.openxmlformats.org/drawingml/2006/picture">
+                        <pic:nvPicPr>
+                          <pic:cNvPr id="1" name=""/>
+                          <pic:cNvPicPr/>
+                        </pic:nvPicPr>
+                        <pic:blipFill>
+                          <a:blip r:embed="rId21"/>
+                          <a:stretch>
+                            <a:fillRect/>
+                          </a:stretch>
+                        </pic:blipFill>
+                        <pic:spPr>
+                          <a:xfrm>
+                            <a:off x="0" y="0"/>
+                            <a:ext cx="6188710" cy="3519805"/>
+                          </a:xfrm>
+                          <a:prstGeom prst="rect">
+                            <a:avLst/>
+                          </a:prstGeom>
+                        </pic:spPr>
+                      </pic:pic>
+                    </a:graphicData>
+                  </a:graphic>
+                </wp:inline>
+              </w:drawing>
             </w:r>
           </w:p>
         </w:tc>
@@ -2996,27 +3503,48 @@
         <w:spacing w:after="80" w:line="260" w:lineRule="auto"/>
         <w:jc w:val="both"/>
       </w:pPr>
+      <w:proofErr w:type="gramStart"/>
       <w:r>
         <w:rPr>
           <w:b/>
           <w:bCs/>
           <w:color w:val="0F3D5C"/>
         </w:rPr>
-        <w:t xml:space="preserve">Pregunta N.º 5. </w:t>
-      </w:r>
-      <w:r>
-        <w:rPr>
-          <w:b/>
-          <w:bCs/>
-        </w:rPr>
-        <w:t>La clave certificado.emitido llegó solo a una de las tre</w:t>
-      </w:r>
-      <w:r>
-        <w:rPr>
-          <w:b/>
-          <w:bCs/>
-        </w:rPr>
-        <w:t>s colas. Explique por qué, y diga qué diferencia hay entre el comodín * y el comodín # con un ejemplo propio de su proyecto integrador.</w:t>
+        <w:t>Pregunta N.º</w:t>
+      </w:r>
+      <w:proofErr w:type="gramEnd"/>
+      <w:r>
+        <w:rPr>
+          <w:b/>
+          <w:bCs/>
+          <w:color w:val="0F3D5C"/>
+        </w:rPr>
+        <w:t xml:space="preserve"> 5. </w:t>
+      </w:r>
+      <w:r>
+        <w:rPr>
+          <w:b/>
+          <w:bCs/>
+        </w:rPr>
+        <w:t xml:space="preserve">La clave </w:t>
+      </w:r>
+      <w:proofErr w:type="spellStart"/>
+      <w:proofErr w:type="gramStart"/>
+      <w:r>
+        <w:rPr>
+          <w:b/>
+          <w:bCs/>
+        </w:rPr>
+        <w:t>certificado.emitido</w:t>
+      </w:r>
+      <w:proofErr w:type="spellEnd"/>
+      <w:proofErr w:type="gramEnd"/>
+      <w:r>
+        <w:rPr>
+          <w:b/>
+          <w:bCs/>
+        </w:rPr>
+        <w:t xml:space="preserve"> llegó solo a una de las tres colas. Explique por qué, y diga qué diferencia hay entre el comodín * y el comodín # con un ejemplo propio de su proyecto integrador.</w:t>
       </w:r>
     </w:p>
     <w:tbl>
@@ -3040,12 +3568,6 @@
         <w:gridCol w:w="9746"/>
       </w:tblGrid>
       <w:tr>
-        <w:tblPrEx>
-          <w:tblCellMar>
-            <w:top w:w="0" w:type="dxa"/>
-            <w:bottom w:w="0" w:type="dxa"/>
-          </w:tblCellMar>
-        </w:tblPrEx>
         <w:trPr>
           <w:trHeight w:val="1400"/>
         </w:trPr>
@@ -3060,7 +3582,39 @@
             </w:tcMar>
             <w:vAlign w:val="center"/>
           </w:tcPr>
-          <w:p/>
+          <w:p>
+            <w:r>
+              <w:t xml:space="preserve">Llegó a una sola cola porque las demás tenían un </w:t>
+            </w:r>
+            <w:proofErr w:type="spellStart"/>
+            <w:r>
+              <w:t>binding</w:t>
+            </w:r>
+            <w:proofErr w:type="spellEnd"/>
+            <w:r>
+              <w:t xml:space="preserve"> que no hacía match con la ruta exacta de ese mensaje. La diferencia es que el asterisco (</w:t>
+            </w:r>
+            <w:r>
+              <w:rPr>
+                <w:rStyle w:val="CdigoHTML"/>
+                <w:rFonts w:ascii="Arial" w:eastAsia="Arial" w:hAnsi="Arial" w:cs="Arial"/>
+              </w:rPr>
+              <w:t>*</w:t>
+            </w:r>
+            <w:r>
+              <w:t>) sustituye exactamente una palabra, mientras que el numeral (</w:t>
+            </w:r>
+            <w:r>
+              <w:rPr>
+                <w:rStyle w:val="CdigoHTML"/>
+                <w:rFonts w:ascii="Arial" w:eastAsia="Arial" w:hAnsi="Arial" w:cs="Arial"/>
+              </w:rPr>
+              <w:t>#</w:t>
+            </w:r>
+            <w:r>
+              <w:t>) sustituye cero o más palabras.</w:t>
+            </w:r>
+          </w:p>
         </w:tc>
       </w:tr>
     </w:tbl>
@@ -3101,7 +3655,23 @@
         <w:t xml:space="preserve">Captura N.º 14: </w:t>
       </w:r>
       <w:r>
-        <w:t>consola mostrando la cola con el mensaje que pasó de Unacked a Ready tras la caída del consumidor.</w:t>
+        <w:t xml:space="preserve">consola mostrando la cola con el mensaje que pasó de </w:t>
+      </w:r>
+      <w:proofErr w:type="spellStart"/>
+      <w:r>
+        <w:t>Unacked</w:t>
+      </w:r>
+      <w:proofErr w:type="spellEnd"/>
+      <w:r>
+        <w:t xml:space="preserve"> a </w:t>
+      </w:r>
+      <w:proofErr w:type="spellStart"/>
+      <w:r>
+        <w:t>Ready</w:t>
+      </w:r>
+      <w:proofErr w:type="spellEnd"/>
+      <w:r>
+        <w:t xml:space="preserve"> tras la caída del consumidor.</w:t>
       </w:r>
     </w:p>
     <w:tbl>
@@ -3122,15 +3692,9 @@
         <w:tblLook w:val="04A0" w:firstRow="1" w:lastRow="0" w:firstColumn="1" w:lastColumn="0" w:noHBand="0" w:noVBand="1"/>
       </w:tblPr>
       <w:tblGrid>
-        <w:gridCol w:w="9746"/>
+        <w:gridCol w:w="9950"/>
       </w:tblGrid>
       <w:tr>
-        <w:tblPrEx>
-          <w:tblCellMar>
-            <w:top w:w="0" w:type="dxa"/>
-            <w:bottom w:w="0" w:type="dxa"/>
-          </w:tblCellMar>
-        </w:tblPrEx>
         <w:trPr>
           <w:trHeight w:val="2100"/>
         </w:trPr>
@@ -3152,11 +3716,44 @@
             </w:pPr>
             <w:r>
               <w:rPr>
-                <w:i/>
-                <w:iCs/>
-                <w:color w:val="8F9EAA"/>
-              </w:rPr>
-              <w:t>[ Pegue aquí la captura de pantalla ]</w:t>
+                <w:noProof/>
+              </w:rPr>
+              <w:lastRenderedPageBreak/>
+              <w:drawing>
+                <wp:inline distT="0" distB="0" distL="0" distR="0" wp14:anchorId="5FB7E9C9" wp14:editId="2D90BB15">
+                  <wp:extent cx="6188710" cy="2288540"/>
+                  <wp:effectExtent l="0" t="0" r="2540" b="0"/>
+                  <wp:docPr id="16" name="Imagen 16"/>
+                  <wp:cNvGraphicFramePr>
+                    <a:graphicFrameLocks xmlns:a="http://schemas.openxmlformats.org/drawingml/2006/main" noChangeAspect="1"/>
+                  </wp:cNvGraphicFramePr>
+                  <a:graphic xmlns:a="http://schemas.openxmlformats.org/drawingml/2006/main">
+                    <a:graphicData uri="http://schemas.openxmlformats.org/drawingml/2006/picture">
+                      <pic:pic xmlns:pic="http://schemas.openxmlformats.org/drawingml/2006/picture">
+                        <pic:nvPicPr>
+                          <pic:cNvPr id="1" name=""/>
+                          <pic:cNvPicPr/>
+                        </pic:nvPicPr>
+                        <pic:blipFill>
+                          <a:blip r:embed="rId22"/>
+                          <a:stretch>
+                            <a:fillRect/>
+                          </a:stretch>
+                        </pic:blipFill>
+                        <pic:spPr>
+                          <a:xfrm>
+                            <a:off x="0" y="0"/>
+                            <a:ext cx="6188710" cy="2288540"/>
+                          </a:xfrm>
+                          <a:prstGeom prst="rect">
+                            <a:avLst/>
+                          </a:prstGeom>
+                        </pic:spPr>
+                      </pic:pic>
+                    </a:graphicData>
+                  </a:graphic>
+                </wp:inline>
+              </w:drawing>
             </w:r>
           </w:p>
         </w:tc>
@@ -3181,7 +3778,15 @@
         <w:t xml:space="preserve">Captura N.º 15: </w:t>
       </w:r>
       <w:r>
-        <w:t>consola mostrando la cola en cero después de la caída del consumidor con noAck en true: el mensaje se perdió.</w:t>
+        <w:t xml:space="preserve">consola mostrando la cola en cero después de la caída del consumidor con </w:t>
+      </w:r>
+      <w:proofErr w:type="spellStart"/>
+      <w:r>
+        <w:t>noAck</w:t>
+      </w:r>
+      <w:proofErr w:type="spellEnd"/>
+      <w:r>
+        <w:t xml:space="preserve"> en true: el mensaje se perdió.</w:t>
       </w:r>
     </w:p>
     <w:tbl>
@@ -3202,15 +3807,9 @@
         <w:tblLook w:val="04A0" w:firstRow="1" w:lastRow="0" w:firstColumn="1" w:lastColumn="0" w:noHBand="0" w:noVBand="1"/>
       </w:tblPr>
       <w:tblGrid>
-        <w:gridCol w:w="9746"/>
+        <w:gridCol w:w="9950"/>
       </w:tblGrid>
       <w:tr>
-        <w:tblPrEx>
-          <w:tblCellMar>
-            <w:top w:w="0" w:type="dxa"/>
-            <w:bottom w:w="0" w:type="dxa"/>
-          </w:tblCellMar>
-        </w:tblPrEx>
         <w:trPr>
           <w:trHeight w:val="2100"/>
         </w:trPr>
@@ -3232,11 +3831,43 @@
             </w:pPr>
             <w:r>
               <w:rPr>
-                <w:i/>
-                <w:iCs/>
-                <w:color w:val="8F9EAA"/>
-              </w:rPr>
-              <w:t>[ Pegue aquí la captura de pantalla ]</w:t>
+                <w:noProof/>
+              </w:rPr>
+              <w:drawing>
+                <wp:inline distT="0" distB="0" distL="0" distR="0" wp14:anchorId="427E7F3D" wp14:editId="09E41756">
+                  <wp:extent cx="6188710" cy="1136650"/>
+                  <wp:effectExtent l="0" t="0" r="2540" b="6350"/>
+                  <wp:docPr id="17" name="Imagen 17"/>
+                  <wp:cNvGraphicFramePr>
+                    <a:graphicFrameLocks xmlns:a="http://schemas.openxmlformats.org/drawingml/2006/main" noChangeAspect="1"/>
+                  </wp:cNvGraphicFramePr>
+                  <a:graphic xmlns:a="http://schemas.openxmlformats.org/drawingml/2006/main">
+                    <a:graphicData uri="http://schemas.openxmlformats.org/drawingml/2006/picture">
+                      <pic:pic xmlns:pic="http://schemas.openxmlformats.org/drawingml/2006/picture">
+                        <pic:nvPicPr>
+                          <pic:cNvPr id="1" name=""/>
+                          <pic:cNvPicPr/>
+                        </pic:nvPicPr>
+                        <pic:blipFill>
+                          <a:blip r:embed="rId23"/>
+                          <a:stretch>
+                            <a:fillRect/>
+                          </a:stretch>
+                        </pic:blipFill>
+                        <pic:spPr>
+                          <a:xfrm>
+                            <a:off x="0" y="0"/>
+                            <a:ext cx="6188710" cy="1136650"/>
+                          </a:xfrm>
+                          <a:prstGeom prst="rect">
+                            <a:avLst/>
+                          </a:prstGeom>
+                        </pic:spPr>
+                      </pic:pic>
+                    </a:graphicData>
+                  </a:graphic>
+                </wp:inline>
+              </w:drawing>
             </w:r>
           </w:p>
         </w:tc>
@@ -3261,10 +3892,15 @@
         <w:t xml:space="preserve">Captura N.º 16: </w:t>
       </w:r>
       <w:r>
-        <w:t>lista de colas después del reinicio del broker: la cola durable con sus me</w:t>
-      </w:r>
-      <w:r>
-        <w:t>nsajes intactos y la cola transitoria desaparecida.</w:t>
+        <w:t xml:space="preserve">lista de colas después del reinicio del </w:t>
+      </w:r>
+      <w:proofErr w:type="spellStart"/>
+      <w:r>
+        <w:t>broker</w:t>
+      </w:r>
+      <w:proofErr w:type="spellEnd"/>
+      <w:r>
+        <w:t>: la cola durable con sus mensajes intactos y la cola transitoria desaparecida.</w:t>
       </w:r>
     </w:p>
     <w:tbl>
@@ -3285,15 +3921,9 @@
         <w:tblLook w:val="04A0" w:firstRow="1" w:lastRow="0" w:firstColumn="1" w:lastColumn="0" w:noHBand="0" w:noVBand="1"/>
       </w:tblPr>
       <w:tblGrid>
-        <w:gridCol w:w="9746"/>
+        <w:gridCol w:w="9950"/>
       </w:tblGrid>
       <w:tr>
-        <w:tblPrEx>
-          <w:tblCellMar>
-            <w:top w:w="0" w:type="dxa"/>
-            <w:bottom w:w="0" w:type="dxa"/>
-          </w:tblCellMar>
-        </w:tblPrEx>
         <w:trPr>
           <w:trHeight w:val="2100"/>
         </w:trPr>
@@ -3315,12 +3945,84 @@
             </w:pPr>
             <w:r>
               <w:rPr>
-                <w:i/>
-                <w:iCs/>
-                <w:color w:val="8F9EAA"/>
+                <w:noProof/>
               </w:rPr>
               <w:lastRenderedPageBreak/>
-              <w:t>[ Pegue aquí la captura de pantalla ]</w:t>
+              <w:drawing>
+                <wp:inline distT="0" distB="0" distL="0" distR="0" wp14:anchorId="209572A2" wp14:editId="205B8107">
+                  <wp:extent cx="6188710" cy="794385"/>
+                  <wp:effectExtent l="0" t="0" r="2540" b="5715"/>
+                  <wp:docPr id="18" name="Imagen 18"/>
+                  <wp:cNvGraphicFramePr>
+                    <a:graphicFrameLocks xmlns:a="http://schemas.openxmlformats.org/drawingml/2006/main" noChangeAspect="1"/>
+                  </wp:cNvGraphicFramePr>
+                  <a:graphic xmlns:a="http://schemas.openxmlformats.org/drawingml/2006/main">
+                    <a:graphicData uri="http://schemas.openxmlformats.org/drawingml/2006/picture">
+                      <pic:pic xmlns:pic="http://schemas.openxmlformats.org/drawingml/2006/picture">
+                        <pic:nvPicPr>
+                          <pic:cNvPr id="1" name=""/>
+                          <pic:cNvPicPr/>
+                        </pic:nvPicPr>
+                        <pic:blipFill>
+                          <a:blip r:embed="rId24"/>
+                          <a:stretch>
+                            <a:fillRect/>
+                          </a:stretch>
+                        </pic:blipFill>
+                        <pic:spPr>
+                          <a:xfrm>
+                            <a:off x="0" y="0"/>
+                            <a:ext cx="6188710" cy="794385"/>
+                          </a:xfrm>
+                          <a:prstGeom prst="rect">
+                            <a:avLst/>
+                          </a:prstGeom>
+                        </pic:spPr>
+                      </pic:pic>
+                    </a:graphicData>
+                  </a:graphic>
+                </wp:inline>
+              </w:drawing>
+            </w:r>
+            <w:r>
+              <w:rPr>
+                <w:noProof/>
+              </w:rPr>
+              <w:drawing>
+                <wp:inline distT="0" distB="0" distL="0" distR="0" wp14:anchorId="6F22A78D" wp14:editId="1F82BC51">
+                  <wp:extent cx="6188710" cy="951865"/>
+                  <wp:effectExtent l="0" t="0" r="2540" b="635"/>
+                  <wp:docPr id="19" name="Imagen 19"/>
+                  <wp:cNvGraphicFramePr>
+                    <a:graphicFrameLocks xmlns:a="http://schemas.openxmlformats.org/drawingml/2006/main" noChangeAspect="1"/>
+                  </wp:cNvGraphicFramePr>
+                  <a:graphic xmlns:a="http://schemas.openxmlformats.org/drawingml/2006/main">
+                    <a:graphicData uri="http://schemas.openxmlformats.org/drawingml/2006/picture">
+                      <pic:pic xmlns:pic="http://schemas.openxmlformats.org/drawingml/2006/picture">
+                        <pic:nvPicPr>
+                          <pic:cNvPr id="1" name=""/>
+                          <pic:cNvPicPr/>
+                        </pic:nvPicPr>
+                        <pic:blipFill>
+                          <a:blip r:embed="rId25"/>
+                          <a:stretch>
+                            <a:fillRect/>
+                          </a:stretch>
+                        </pic:blipFill>
+                        <pic:spPr>
+                          <a:xfrm>
+                            <a:off x="0" y="0"/>
+                            <a:ext cx="6188710" cy="951865"/>
+                          </a:xfrm>
+                          <a:prstGeom prst="rect">
+                            <a:avLst/>
+                          </a:prstGeom>
+                        </pic:spPr>
+                      </pic:pic>
+                    </a:graphicData>
+                  </a:graphic>
+                </wp:inline>
+              </w:drawing>
             </w:r>
           </w:p>
         </w:tc>
@@ -3336,27 +4038,46 @@
         <w:spacing w:after="80" w:line="260" w:lineRule="auto"/>
         <w:jc w:val="both"/>
       </w:pPr>
+      <w:proofErr w:type="gramStart"/>
       <w:r>
         <w:rPr>
           <w:b/>
           <w:bCs/>
           <w:color w:val="0F3D5C"/>
         </w:rPr>
-        <w:t xml:space="preserve">Pregunta N.º 6. </w:t>
-      </w:r>
-      <w:r>
-        <w:rPr>
-          <w:b/>
-          <w:bCs/>
-        </w:rPr>
-        <w:t>Se necesitan dos condiciones para que un mensaje sobreviva al reinicio del broker: la cola durable y el mensaje persistente. Explique qué pasa exactamente si se cumple solo una de las dos, y por qué la durabilidad tiene un costo que no siempre conviene pag</w:t>
-      </w:r>
-      <w:r>
-        <w:rPr>
-          <w:b/>
-          <w:bCs/>
-        </w:rPr>
-        <w:t>ar.</w:t>
+        <w:t>Pregunta N.º</w:t>
+      </w:r>
+      <w:proofErr w:type="gramEnd"/>
+      <w:r>
+        <w:rPr>
+          <w:b/>
+          <w:bCs/>
+          <w:color w:val="0F3D5C"/>
+        </w:rPr>
+        <w:t xml:space="preserve"> 6. </w:t>
+      </w:r>
+      <w:r>
+        <w:rPr>
+          <w:b/>
+          <w:bCs/>
+        </w:rPr>
+        <w:t xml:space="preserve">Se necesitan dos condiciones para que un mensaje sobreviva al reinicio del </w:t>
+      </w:r>
+      <w:proofErr w:type="spellStart"/>
+      <w:r>
+        <w:rPr>
+          <w:b/>
+          <w:bCs/>
+        </w:rPr>
+        <w:t>broker</w:t>
+      </w:r>
+      <w:proofErr w:type="spellEnd"/>
+      <w:r>
+        <w:rPr>
+          <w:b/>
+          <w:bCs/>
+        </w:rPr>
+        <w:t>: la cola durable y el mensaje persistente. Explique qué pasa exactamente si se cumple solo una de las dos, y por qué la durabilidad tiene un costo que no siempre conviene pagar.</w:t>
       </w:r>
     </w:p>
     <w:tbl>
@@ -3380,12 +4101,6 @@
         <w:gridCol w:w="9746"/>
       </w:tblGrid>
       <w:tr>
-        <w:tblPrEx>
-          <w:tblCellMar>
-            <w:top w:w="0" w:type="dxa"/>
-            <w:bottom w:w="0" w:type="dxa"/>
-          </w:tblCellMar>
-        </w:tblPrEx>
         <w:trPr>
           <w:trHeight w:val="1400"/>
         </w:trPr>
@@ -3400,7 +4115,27 @@
             </w:tcMar>
             <w:vAlign w:val="center"/>
           </w:tcPr>
-          <w:p/>
+          <w:p>
+            <w:r>
+              <w:t xml:space="preserve">Si la cola es durable pero el mensaje no es persistente, al reiniciar </w:t>
+            </w:r>
+            <w:proofErr w:type="spellStart"/>
+            <w:r>
+              <w:t>RabbitMQ</w:t>
+            </w:r>
+            <w:proofErr w:type="spellEnd"/>
+            <w:r>
+              <w:t xml:space="preserve"> la cola seguirá </w:t>
+            </w:r>
+            <w:proofErr w:type="gramStart"/>
+            <w:r>
+              <w:t>existiendo</w:t>
+            </w:r>
+            <w:proofErr w:type="gramEnd"/>
+            <w:r>
+              <w:t xml:space="preserve"> pero estará vacía. Si el mensaje es persistente pero la cola no es durable, al reiniciar se elimina la cola y el mensaje se pierde con ella. Escribir mensajes en el disco físico de forma persistente tiene un costo de rendimiento alto (I/O) porque el disco es mucho más lento que la memoria RAM; no vale la pena pagar ese costo por mensajes triviales como logs temporales.</w:t>
+            </w:r>
+          </w:p>
         </w:tc>
       </w:tr>
     </w:tbl>
@@ -3462,15 +4197,9 @@
         <w:tblLook w:val="04A0" w:firstRow="1" w:lastRow="0" w:firstColumn="1" w:lastColumn="0" w:noHBand="0" w:noVBand="1"/>
       </w:tblPr>
       <w:tblGrid>
-        <w:gridCol w:w="9746"/>
+        <w:gridCol w:w="9950"/>
       </w:tblGrid>
       <w:tr>
-        <w:tblPrEx>
-          <w:tblCellMar>
-            <w:top w:w="0" w:type="dxa"/>
-            <w:bottom w:w="0" w:type="dxa"/>
-          </w:tblCellMar>
-        </w:tblPrEx>
         <w:trPr>
           <w:trHeight w:val="2100"/>
         </w:trPr>
@@ -3488,15 +4217,47 @@
           <w:p>
             <w:pPr>
               <w:spacing w:before="800" w:after="800"/>
-              <w:jc w:val="center"/>
             </w:pPr>
             <w:r>
               <w:rPr>
-                <w:i/>
-                <w:iCs/>
-                <w:color w:val="8F9EAA"/>
-              </w:rPr>
-              <w:t>[ Pegue aquí la captura de pantalla ]</w:t>
+                <w:noProof/>
+              </w:rPr>
+              <w:lastRenderedPageBreak/>
+              <w:drawing>
+                <wp:inline distT="0" distB="0" distL="0" distR="0" wp14:anchorId="339B9B91" wp14:editId="73ABEA2F">
+                  <wp:extent cx="6188710" cy="2367915"/>
+                  <wp:effectExtent l="0" t="0" r="2540" b="0"/>
+                  <wp:docPr id="21" name="Imagen 21"/>
+                  <wp:cNvGraphicFramePr>
+                    <a:graphicFrameLocks xmlns:a="http://schemas.openxmlformats.org/drawingml/2006/main" noChangeAspect="1"/>
+                  </wp:cNvGraphicFramePr>
+                  <a:graphic xmlns:a="http://schemas.openxmlformats.org/drawingml/2006/main">
+                    <a:graphicData uri="http://schemas.openxmlformats.org/drawingml/2006/picture">
+                      <pic:pic xmlns:pic="http://schemas.openxmlformats.org/drawingml/2006/picture">
+                        <pic:nvPicPr>
+                          <pic:cNvPr id="1" name=""/>
+                          <pic:cNvPicPr/>
+                        </pic:nvPicPr>
+                        <pic:blipFill>
+                          <a:blip r:embed="rId26"/>
+                          <a:stretch>
+                            <a:fillRect/>
+                          </a:stretch>
+                        </pic:blipFill>
+                        <pic:spPr>
+                          <a:xfrm>
+                            <a:off x="0" y="0"/>
+                            <a:ext cx="6188710" cy="2367915"/>
+                          </a:xfrm>
+                          <a:prstGeom prst="rect">
+                            <a:avLst/>
+                          </a:prstGeom>
+                        </pic:spPr>
+                      </pic:pic>
+                    </a:graphicData>
+                  </a:graphic>
+                </wp:inline>
+              </w:drawing>
             </w:r>
           </w:p>
         </w:tc>
@@ -3521,7 +4282,33 @@
         <w:t xml:space="preserve">Captura N.º 18: </w:t>
       </w:r>
       <w:r>
-        <w:t>consola mostrando la cola notificaciones.muertos con el mensaje dentro y su contenido desplegado en Get messages.</w:t>
+        <w:t xml:space="preserve">consola mostrando la cola </w:t>
+      </w:r>
+      <w:proofErr w:type="spellStart"/>
+      <w:proofErr w:type="gramStart"/>
+      <w:r>
+        <w:t>notificaciones.muertos</w:t>
+      </w:r>
+      <w:proofErr w:type="spellEnd"/>
+      <w:proofErr w:type="gramEnd"/>
+      <w:r>
+        <w:t xml:space="preserve"> con el mensaje dentro y su contenido desplegado en </w:t>
+      </w:r>
+      <w:proofErr w:type="spellStart"/>
+      <w:r>
+        <w:t>Get</w:t>
+      </w:r>
+      <w:proofErr w:type="spellEnd"/>
+      <w:r>
+        <w:t xml:space="preserve"> </w:t>
+      </w:r>
+      <w:proofErr w:type="spellStart"/>
+      <w:r>
+        <w:t>messages</w:t>
+      </w:r>
+      <w:proofErr w:type="spellEnd"/>
+      <w:r>
+        <w:t>.</w:t>
       </w:r>
     </w:p>
     <w:tbl>
@@ -3542,15 +4329,9 @@
         <w:tblLook w:val="04A0" w:firstRow="1" w:lastRow="0" w:firstColumn="1" w:lastColumn="0" w:noHBand="0" w:noVBand="1"/>
       </w:tblPr>
       <w:tblGrid>
-        <w:gridCol w:w="9746"/>
+        <w:gridCol w:w="9950"/>
       </w:tblGrid>
       <w:tr>
-        <w:tblPrEx>
-          <w:tblCellMar>
-            <w:top w:w="0" w:type="dxa"/>
-            <w:bottom w:w="0" w:type="dxa"/>
-          </w:tblCellMar>
-        </w:tblPrEx>
         <w:trPr>
           <w:trHeight w:val="2100"/>
         </w:trPr>
@@ -3572,11 +4353,43 @@
             </w:pPr>
             <w:r>
               <w:rPr>
-                <w:i/>
-                <w:iCs/>
-                <w:color w:val="8F9EAA"/>
-              </w:rPr>
-              <w:t>[ Pegue aquí la captura de pantalla ]</w:t>
+                <w:noProof/>
+              </w:rPr>
+              <w:drawing>
+                <wp:inline distT="0" distB="0" distL="0" distR="0" wp14:anchorId="0724F85E" wp14:editId="3058EF1D">
+                  <wp:extent cx="6188710" cy="3675380"/>
+                  <wp:effectExtent l="0" t="0" r="2540" b="1270"/>
+                  <wp:docPr id="22" name="Imagen 22"/>
+                  <wp:cNvGraphicFramePr>
+                    <a:graphicFrameLocks xmlns:a="http://schemas.openxmlformats.org/drawingml/2006/main" noChangeAspect="1"/>
+                  </wp:cNvGraphicFramePr>
+                  <a:graphic xmlns:a="http://schemas.openxmlformats.org/drawingml/2006/main">
+                    <a:graphicData uri="http://schemas.openxmlformats.org/drawingml/2006/picture">
+                      <pic:pic xmlns:pic="http://schemas.openxmlformats.org/drawingml/2006/picture">
+                        <pic:nvPicPr>
+                          <pic:cNvPr id="1" name=""/>
+                          <pic:cNvPicPr/>
+                        </pic:nvPicPr>
+                        <pic:blipFill>
+                          <a:blip r:embed="rId27"/>
+                          <a:stretch>
+                            <a:fillRect/>
+                          </a:stretch>
+                        </pic:blipFill>
+                        <pic:spPr>
+                          <a:xfrm>
+                            <a:off x="0" y="0"/>
+                            <a:ext cx="6188710" cy="3675380"/>
+                          </a:xfrm>
+                          <a:prstGeom prst="rect">
+                            <a:avLst/>
+                          </a:prstGeom>
+                        </pic:spPr>
+                      </pic:pic>
+                    </a:graphicData>
+                  </a:graphic>
+                </wp:inline>
+              </w:drawing>
             </w:r>
           </w:p>
         </w:tc>
@@ -3592,27 +4405,30 @@
         <w:spacing w:after="80" w:line="260" w:lineRule="auto"/>
         <w:jc w:val="both"/>
       </w:pPr>
+      <w:proofErr w:type="gramStart"/>
       <w:r>
         <w:rPr>
           <w:b/>
           <w:bCs/>
           <w:color w:val="0F3D5C"/>
         </w:rPr>
-        <w:t xml:space="preserve">Pregunta N.º 7. </w:t>
-      </w:r>
-      <w:r>
-        <w:rPr>
-          <w:b/>
-          <w:bCs/>
-        </w:rPr>
-        <w:t xml:space="preserve">La cola de mensajes muertos no tiene ningún consumidor automático conectado. ¿Por qué </w:t>
-      </w:r>
-      <w:r>
-        <w:rPr>
-          <w:b/>
-          <w:bCs/>
-        </w:rPr>
-        <w:t>sería un error ponerle uno que reintente sin más? Describa qué debería hacer, paso a paso, la persona o el proceso que atienda esa cola.</w:t>
+        <w:t>Pregunta N.º</w:t>
+      </w:r>
+      <w:proofErr w:type="gramEnd"/>
+      <w:r>
+        <w:rPr>
+          <w:b/>
+          <w:bCs/>
+          <w:color w:val="0F3D5C"/>
+        </w:rPr>
+        <w:t xml:space="preserve"> 7. </w:t>
+      </w:r>
+      <w:r>
+        <w:rPr>
+          <w:b/>
+          <w:bCs/>
+        </w:rPr>
+        <w:t>La cola de mensajes muertos no tiene ningún consumidor automático conectado. ¿Por qué sería un error ponerle uno que reintente sin más? Describa qué debería hacer, paso a paso, la persona o el proceso que atienda esa cola.</w:t>
       </w:r>
     </w:p>
     <w:tbl>
@@ -3636,12 +4452,6 @@
         <w:gridCol w:w="9746"/>
       </w:tblGrid>
       <w:tr>
-        <w:tblPrEx>
-          <w:tblCellMar>
-            <w:top w:w="0" w:type="dxa"/>
-            <w:bottom w:w="0" w:type="dxa"/>
-          </w:tblCellMar>
-        </w:tblPrEx>
         <w:trPr>
           <w:trHeight w:val="1400"/>
         </w:trPr>
@@ -3656,7 +4466,11 @@
             </w:tcMar>
             <w:vAlign w:val="center"/>
           </w:tcPr>
-          <w:p/>
+          <w:p>
+            <w:r>
+              <w:t>Sería un error porque generaríamos un bucle infinito de consumo de CPU. Si el mensaje llegó a la cola muerta, es porque ya superó sus intentos y tiene un error insalvable (como el JSON mal formado o el correo sin arroba) que volverá a hacer explotar al consumidor.</w:t>
+            </w:r>
+          </w:p>
         </w:tc>
       </w:tr>
     </w:tbl>
@@ -3718,15 +4532,9 @@
         <w:tblLook w:val="04A0" w:firstRow="1" w:lastRow="0" w:firstColumn="1" w:lastColumn="0" w:noHBand="0" w:noVBand="1"/>
       </w:tblPr>
       <w:tblGrid>
-        <w:gridCol w:w="9746"/>
+        <w:gridCol w:w="9950"/>
       </w:tblGrid>
       <w:tr>
-        <w:tblPrEx>
-          <w:tblCellMar>
-            <w:top w:w="0" w:type="dxa"/>
-            <w:bottom w:w="0" w:type="dxa"/>
-          </w:tblCellMar>
-        </w:tblPrEx>
         <w:trPr>
           <w:trHeight w:val="2100"/>
         </w:trPr>
@@ -3748,11 +4556,43 @@
             </w:pPr>
             <w:r>
               <w:rPr>
-                <w:i/>
-                <w:iCs/>
-                <w:color w:val="8F9EAA"/>
-              </w:rPr>
-              <w:t>[ Pegue aquí la captura de pantalla ]</w:t>
+                <w:noProof/>
+              </w:rPr>
+              <w:drawing>
+                <wp:inline distT="0" distB="0" distL="0" distR="0" wp14:anchorId="1666D9B1" wp14:editId="02BA1B4B">
+                  <wp:extent cx="6188710" cy="1041400"/>
+                  <wp:effectExtent l="0" t="0" r="2540" b="6350"/>
+                  <wp:docPr id="23" name="Imagen 23"/>
+                  <wp:cNvGraphicFramePr>
+                    <a:graphicFrameLocks xmlns:a="http://schemas.openxmlformats.org/drawingml/2006/main" noChangeAspect="1"/>
+                  </wp:cNvGraphicFramePr>
+                  <a:graphic xmlns:a="http://schemas.openxmlformats.org/drawingml/2006/main">
+                    <a:graphicData uri="http://schemas.openxmlformats.org/drawingml/2006/picture">
+                      <pic:pic xmlns:pic="http://schemas.openxmlformats.org/drawingml/2006/picture">
+                        <pic:nvPicPr>
+                          <pic:cNvPr id="1" name=""/>
+                          <pic:cNvPicPr/>
+                        </pic:nvPicPr>
+                        <pic:blipFill>
+                          <a:blip r:embed="rId28"/>
+                          <a:stretch>
+                            <a:fillRect/>
+                          </a:stretch>
+                        </pic:blipFill>
+                        <pic:spPr>
+                          <a:xfrm>
+                            <a:off x="0" y="0"/>
+                            <a:ext cx="6188710" cy="1041400"/>
+                          </a:xfrm>
+                          <a:prstGeom prst="rect">
+                            <a:avLst/>
+                          </a:prstGeom>
+                        </pic:spPr>
+                      </pic:pic>
+                    </a:graphicData>
+                  </a:graphic>
+                </wp:inline>
+              </w:drawing>
             </w:r>
           </w:p>
         </w:tc>
@@ -3798,15 +4638,9 @@
         <w:tblLook w:val="04A0" w:firstRow="1" w:lastRow="0" w:firstColumn="1" w:lastColumn="0" w:noHBand="0" w:noVBand="1"/>
       </w:tblPr>
       <w:tblGrid>
-        <w:gridCol w:w="9746"/>
+        <w:gridCol w:w="9950"/>
       </w:tblGrid>
       <w:tr>
-        <w:tblPrEx>
-          <w:tblCellMar>
-            <w:top w:w="0" w:type="dxa"/>
-            <w:bottom w:w="0" w:type="dxa"/>
-          </w:tblCellMar>
-        </w:tblPrEx>
         <w:trPr>
           <w:trHeight w:val="2100"/>
         </w:trPr>
@@ -3828,11 +4662,44 @@
             </w:pPr>
             <w:r>
               <w:rPr>
-                <w:i/>
-                <w:iCs/>
-                <w:color w:val="8F9EAA"/>
-              </w:rPr>
-              <w:t>[ Pegue aquí la captura de pantalla ]</w:t>
+                <w:noProof/>
+              </w:rPr>
+              <w:lastRenderedPageBreak/>
+              <w:drawing>
+                <wp:inline distT="0" distB="0" distL="0" distR="0" wp14:anchorId="44BE7775" wp14:editId="59F9A43C">
+                  <wp:extent cx="6188710" cy="4767580"/>
+                  <wp:effectExtent l="0" t="0" r="2540" b="0"/>
+                  <wp:docPr id="24" name="Imagen 24"/>
+                  <wp:cNvGraphicFramePr>
+                    <a:graphicFrameLocks xmlns:a="http://schemas.openxmlformats.org/drawingml/2006/main" noChangeAspect="1"/>
+                  </wp:cNvGraphicFramePr>
+                  <a:graphic xmlns:a="http://schemas.openxmlformats.org/drawingml/2006/main">
+                    <a:graphicData uri="http://schemas.openxmlformats.org/drawingml/2006/picture">
+                      <pic:pic xmlns:pic="http://schemas.openxmlformats.org/drawingml/2006/picture">
+                        <pic:nvPicPr>
+                          <pic:cNvPr id="1" name=""/>
+                          <pic:cNvPicPr/>
+                        </pic:nvPicPr>
+                        <pic:blipFill>
+                          <a:blip r:embed="rId29"/>
+                          <a:stretch>
+                            <a:fillRect/>
+                          </a:stretch>
+                        </pic:blipFill>
+                        <pic:spPr>
+                          <a:xfrm>
+                            <a:off x="0" y="0"/>
+                            <a:ext cx="6188710" cy="4767580"/>
+                          </a:xfrm>
+                          <a:prstGeom prst="rect">
+                            <a:avLst/>
+                          </a:prstGeom>
+                        </pic:spPr>
+                      </pic:pic>
+                    </a:graphicData>
+                  </a:graphic>
+                </wp:inline>
+              </w:drawing>
             </w:r>
           </w:p>
         </w:tc>
@@ -3848,27 +4715,46 @@
         <w:spacing w:after="80" w:line="260" w:lineRule="auto"/>
         <w:jc w:val="both"/>
       </w:pPr>
+      <w:proofErr w:type="gramStart"/>
       <w:r>
         <w:rPr>
           <w:b/>
           <w:bCs/>
           <w:color w:val="0F3D5C"/>
         </w:rPr>
-        <w:t xml:space="preserve">Pregunta N.º 8. </w:t>
-      </w:r>
-      <w:r>
-        <w:rPr>
-          <w:b/>
-          <w:bCs/>
-        </w:rPr>
-        <w:t>El broker garantiza la entrega al menos una vez, pero no exactamente u</w:t>
-      </w:r>
-      <w:r>
-        <w:rPr>
-          <w:b/>
-          <w:bCs/>
-        </w:rPr>
-        <w:t>na vez. Explique por qué le resulta imposible garantizarlo y en qué parte del sistema queda entonces la responsabilidad. Dé un ejemplo de su proyecto integrador donde una entrega repetida causaría un daño visible al usuario.</w:t>
+        <w:t>Pregunta N.º</w:t>
+      </w:r>
+      <w:proofErr w:type="gramEnd"/>
+      <w:r>
+        <w:rPr>
+          <w:b/>
+          <w:bCs/>
+          <w:color w:val="0F3D5C"/>
+        </w:rPr>
+        <w:t xml:space="preserve"> 8. </w:t>
+      </w:r>
+      <w:r>
+        <w:rPr>
+          <w:b/>
+          <w:bCs/>
+        </w:rPr>
+        <w:t xml:space="preserve">El </w:t>
+      </w:r>
+      <w:proofErr w:type="spellStart"/>
+      <w:r>
+        <w:rPr>
+          <w:b/>
+          <w:bCs/>
+        </w:rPr>
+        <w:t>broker</w:t>
+      </w:r>
+      <w:proofErr w:type="spellEnd"/>
+      <w:r>
+        <w:rPr>
+          <w:b/>
+          <w:bCs/>
+        </w:rPr>
+        <w:t xml:space="preserve"> garantiza la entrega al menos una vez, pero no exactamente una vez. Explique por qué le resulta imposible garantizarlo y en qué parte del sistema queda entonces la responsabilidad. Dé un ejemplo de su proyecto integrador donde una entrega repetida causaría un daño visible al usuario.</w:t>
       </w:r>
     </w:p>
     <w:tbl>
@@ -3892,12 +4778,6 @@
         <w:gridCol w:w="9746"/>
       </w:tblGrid>
       <w:tr>
-        <w:tblPrEx>
-          <w:tblCellMar>
-            <w:top w:w="0" w:type="dxa"/>
-            <w:bottom w:w="0" w:type="dxa"/>
-          </w:tblCellMar>
-        </w:tblPrEx>
         <w:trPr>
           <w:trHeight w:val="1400"/>
         </w:trPr>
@@ -3912,7 +4792,55 @@
             </w:tcMar>
             <w:vAlign w:val="center"/>
           </w:tcPr>
-          <w:p/>
+          <w:p>
+            <w:r>
+              <w:t xml:space="preserve">Resulta imposible porque la red no es 100% confiable. Si el consumidor procesa el </w:t>
+            </w:r>
+            <w:proofErr w:type="gramStart"/>
+            <w:r>
+              <w:t>mensaje</w:t>
+            </w:r>
+            <w:proofErr w:type="gramEnd"/>
+            <w:r>
+              <w:t xml:space="preserve"> pero ocurre un </w:t>
+            </w:r>
+            <w:proofErr w:type="spellStart"/>
+            <w:r>
+              <w:t>microcorte</w:t>
+            </w:r>
+            <w:proofErr w:type="spellEnd"/>
+            <w:r>
+              <w:t xml:space="preserve"> de red o el servicio se reinicia justo antes de enviar el </w:t>
+            </w:r>
+            <w:proofErr w:type="spellStart"/>
+            <w:r>
+              <w:rPr>
+                <w:i/>
+                <w:iCs/>
+              </w:rPr>
+              <w:t>ack</w:t>
+            </w:r>
+            <w:proofErr w:type="spellEnd"/>
+            <w:r>
+              <w:t xml:space="preserve"> (confirmación) de vuelta, el </w:t>
+            </w:r>
+            <w:proofErr w:type="spellStart"/>
+            <w:r>
+              <w:t>broker</w:t>
+            </w:r>
+            <w:proofErr w:type="spellEnd"/>
+            <w:r>
+              <w:t xml:space="preserve"> no tiene forma de saber si el fallo ocurrió antes o después de aplicar el efecto. Ante la duda, el </w:t>
+            </w:r>
+            <w:proofErr w:type="spellStart"/>
+            <w:r>
+              <w:t>broker</w:t>
+            </w:r>
+            <w:proofErr w:type="spellEnd"/>
+            <w:r>
+              <w:t xml:space="preserve"> está obligado a reenviar el mensaje para cumplir su promesa de no perder datos.</w:t>
+            </w:r>
+          </w:p>
         </w:tc>
       </w:tr>
     </w:tbl>
@@ -3982,12 +4910,6 @@
         <w:gridCol w:w="9746"/>
       </w:tblGrid>
       <w:tr>
-        <w:tblPrEx>
-          <w:tblCellMar>
-            <w:top w:w="0" w:type="dxa"/>
-            <w:bottom w:w="0" w:type="dxa"/>
-          </w:tblCellMar>
-        </w:tblPrEx>
         <w:trPr>
           <w:trHeight w:val="900"/>
         </w:trPr>
@@ -4002,7 +4924,19 @@
             </w:tcMar>
             <w:vAlign w:val="center"/>
           </w:tcPr>
-          <w:p/>
+          <w:p>
+            <w:r>
+              <w:lastRenderedPageBreak/>
+              <w:t xml:space="preserve">La inclusión de dlq.js y la parte final debido a errores que me salían al querer usar un </w:t>
+            </w:r>
+            <w:proofErr w:type="spellStart"/>
+            <w:proofErr w:type="gramStart"/>
+            <w:r>
+              <w:t>cuerpo.json</w:t>
+            </w:r>
+            <w:proofErr w:type="spellEnd"/>
+            <w:proofErr w:type="gramEnd"/>
+          </w:p>
         </w:tc>
       </w:tr>
     </w:tbl>
@@ -4045,12 +4979,6 @@
         <w:gridCol w:w="9746"/>
       </w:tblGrid>
       <w:tr>
-        <w:tblPrEx>
-          <w:tblCellMar>
-            <w:top w:w="0" w:type="dxa"/>
-            <w:bottom w:w="0" w:type="dxa"/>
-          </w:tblCellMar>
-        </w:tblPrEx>
         <w:trPr>
           <w:trHeight w:val="900"/>
         </w:trPr>
@@ -4065,7 +4993,19 @@
             </w:tcMar>
             <w:vAlign w:val="center"/>
           </w:tcPr>
-          <w:p/>
+          <w:p>
+            <w:r>
+              <w:t xml:space="preserve">La ejecución de dlq.js e index.js de notificaciones tuve que buscar como arreglar los errores de código que no me dejaban ejecutar </w:t>
+            </w:r>
+            <w:proofErr w:type="spellStart"/>
+            <w:r>
+              <w:t>node</w:t>
+            </w:r>
+            <w:proofErr w:type="spellEnd"/>
+            <w:r>
+              <w:t xml:space="preserve"> </w:t>
+            </w:r>
+          </w:p>
         </w:tc>
       </w:tr>
     </w:tbl>
@@ -4108,12 +5048,6 @@
         <w:gridCol w:w="9746"/>
       </w:tblGrid>
       <w:tr>
-        <w:tblPrEx>
-          <w:tblCellMar>
-            <w:top w:w="0" w:type="dxa"/>
-            <w:bottom w:w="0" w:type="dxa"/>
-          </w:tblCellMar>
-        </w:tblPrEx>
         <w:trPr>
           <w:trHeight w:val="900"/>
         </w:trPr>
@@ -4128,7 +5062,27 @@
             </w:tcMar>
             <w:vAlign w:val="center"/>
           </w:tcPr>
-          <w:p/>
+          <w:p>
+            <w:r>
+              <w:t xml:space="preserve">Usar herramientas que me den lo mismo que usar </w:t>
+            </w:r>
+            <w:proofErr w:type="spellStart"/>
+            <w:r>
+              <w:t>curls</w:t>
+            </w:r>
+            <w:proofErr w:type="spellEnd"/>
+            <w:r>
+              <w:t xml:space="preserve"> como </w:t>
+            </w:r>
+            <w:proofErr w:type="spellStart"/>
+            <w:r>
+              <w:t>insomnia</w:t>
+            </w:r>
+            <w:proofErr w:type="spellEnd"/>
+            <w:r>
+              <w:t>.</w:t>
+            </w:r>
+          </w:p>
         </w:tc>
       </w:tr>
     </w:tbl>
@@ -4163,12 +5117,6 @@
         <w:gridCol w:w="9746"/>
       </w:tblGrid>
       <w:tr>
-        <w:tblPrEx>
-          <w:tblCellMar>
-            <w:top w:w="0" w:type="dxa"/>
-            <w:bottom w:w="0" w:type="dxa"/>
-          </w:tblCellMar>
-        </w:tblPrEx>
         <w:tc>
           <w:tcPr>
             <w:tcW w:w="9746" w:type="dxa"/>
@@ -4220,12 +5168,6 @@
         <w:gridCol w:w="4873"/>
       </w:tblGrid>
       <w:tr>
-        <w:tblPrEx>
-          <w:tblCellMar>
-            <w:top w:w="0" w:type="dxa"/>
-            <w:bottom w:w="0" w:type="dxa"/>
-          </w:tblCellMar>
-        </w:tblPrEx>
         <w:tc>
           <w:tcPr>
             <w:tcW w:w="4873" w:type="dxa"/>
@@ -4275,7 +5217,13 @@
               <w:jc w:val="center"/>
             </w:pPr>
             <w:r>
-              <w:t>_____________________________</w:t>
+              <w:t>______________</w:t>
+            </w:r>
+            <w:r>
+              <w:t>29/09/2026</w:t>
+            </w:r>
+            <w:r>
+              <w:t>_______________</w:t>
             </w:r>
           </w:p>
           <w:p>
@@ -4296,8 +5244,8 @@
     </w:tbl>
     <w:p/>
     <w:sectPr>
-      <w:headerReference w:type="default" r:id="rId15"/>
-      <w:footerReference w:type="default" r:id="rId16"/>
+      <w:headerReference w:type="default" r:id="rId30"/>
+      <w:footerReference w:type="default" r:id="rId31"/>
       <w:pgSz w:w="11906" w:h="16838"/>
       <w:pgMar w:top="1400" w:right="1080" w:bottom="1080" w:left="1080" w:header="560" w:footer="400" w:gutter="0"/>
       <w:cols w:space="720"/>
@@ -4340,15 +5288,25 @@
         <w:sz w:val="15"/>
         <w:szCs w:val="15"/>
       </w:rPr>
-      <w:t>COM-600 Microservicios · Práctica N.º 6 · Hoja de Evidencias</w:t>
+      <w:t xml:space="preserve">COM-600 Microservicios · Práctica N.º 6 · Hoja de </w:t>
     </w:r>
+    <w:proofErr w:type="spellStart"/>
     <w:r>
       <w:rPr>
         <w:color w:val="8F9EAA"/>
         <w:sz w:val="15"/>
         <w:szCs w:val="15"/>
       </w:rPr>
-      <w:t xml:space="preserve">Página </w:t>
+      <w:t>EvidenciasPágina</w:t>
+    </w:r>
+    <w:proofErr w:type="spellEnd"/>
+    <w:r>
+      <w:rPr>
+        <w:color w:val="8F9EAA"/>
+        <w:sz w:val="15"/>
+        <w:szCs w:val="15"/>
+      </w:rPr>
+      <w:t xml:space="preserve"> </w:t>
     </w:r>
     <w:r>
       <w:rPr>
@@ -4482,12 +5440,6 @@
       <w:gridCol w:w="3346"/>
     </w:tblGrid>
     <w:tr>
-      <w:tblPrEx>
-        <w:tblCellMar>
-          <w:top w:w="0" w:type="dxa"/>
-          <w:bottom w:w="0" w:type="dxa"/>
-        </w:tblCellMar>
-      </w:tblPrEx>
       <w:tc>
         <w:tcPr>
           <w:tcW w:w="6400" w:type="dxa"/>
@@ -4540,6 +5492,7 @@
           <w:pPr>
             <w:jc w:val="right"/>
           </w:pPr>
+          <w:proofErr w:type="gramStart"/>
           <w:r>
             <w:rPr>
               <w:b/>
@@ -4548,7 +5501,18 @@
               <w:sz w:val="15"/>
               <w:szCs w:val="15"/>
             </w:rPr>
-            <w:t>PRÁCTICA N.º 6</w:t>
+            <w:t>PRÁCTICA N.º</w:t>
+          </w:r>
+          <w:proofErr w:type="gramEnd"/>
+          <w:r>
+            <w:rPr>
+              <w:b/>
+              <w:bCs/>
+              <w:color w:val="1F8A7A"/>
+              <w:sz w:val="15"/>
+              <w:szCs w:val="15"/>
+            </w:rPr>
+            <w:t xml:space="preserve"> 6</w:t>
           </w:r>
         </w:p>
       </w:tc>
@@ -5355,6 +6319,19 @@
       <w:szCs w:val="20"/>
     </w:rPr>
   </w:style>
+  <w:style w:type="character" w:styleId="CdigoHTML">
+    <w:name w:val="HTML Code"/>
+    <w:basedOn w:val="Fuentedeprrafopredeter"/>
+    <w:uiPriority w:val="99"/>
+    <w:semiHidden/>
+    <w:unhideWhenUsed/>
+    <w:rsid w:val="00064F51"/>
+    <w:rPr>
+      <w:rFonts w:ascii="Courier New" w:eastAsia="Times New Roman" w:hAnsi="Courier New" w:cs="Courier New"/>
+      <w:sz w:val="20"/>
+      <w:szCs w:val="20"/>
+    </w:rPr>
+  </w:style>
 </w:styles>
 </file>
 
@@ -5651,4 +6628,16 @@
     </a:ext>
   </a:extLst>
 </a:theme>
+</file>
+
+<file path=customXml/item1.xml><?xml version="1.0" encoding="utf-8"?>
+<b:Sources xmlns:b="http://schemas.openxmlformats.org/officeDocument/2006/bibliography" xmlns="http://schemas.openxmlformats.org/officeDocument/2006/bibliography" SelectedStyle="\APASixthEditionOfficeOnline.xsl" StyleName="APA" Version="6"/>
+</file>
+
+<file path=customXml/itemProps1.xml><?xml version="1.0" encoding="utf-8"?>
+<ds:datastoreItem xmlns:ds="http://schemas.openxmlformats.org/officeDocument/2006/customXml" ds:itemID="{B248E795-DBA3-4DC9-989D-3EAF6A0AB694}">
+  <ds:schemaRefs>
+    <ds:schemaRef ds:uri="http://schemas.openxmlformats.org/officeDocument/2006/bibliography"/>
+  </ds:schemaRefs>
+</ds:datastoreItem>
 </file>
--- a/practicas/practica 6/Práctica N6.docx
+++ b/practicas/practica 6/Práctica N6.docx
@@ -83,8 +83,8 @@
         <w:tblLook w:val="04A0" w:firstRow="1" w:lastRow="0" w:firstColumn="1" w:lastColumn="0" w:noHBand="0" w:noVBand="1"/>
       </w:tblPr>
       <w:tblGrid>
-        <w:gridCol w:w="2600"/>
-        <w:gridCol w:w="7146"/>
+        <w:gridCol w:w="1281"/>
+        <w:gridCol w:w="8636"/>
       </w:tblGrid>
       <w:tr>
         <w:tc>
@@ -376,7 +376,21 @@
             </w:tcMar>
             <w:vAlign w:val="center"/>
           </w:tcPr>
-          <w:p/>
+          <w:p>
+            <w:pPr>
+              <w:rPr>
+                <w:sz w:val="18"/>
+                <w:szCs w:val="18"/>
+              </w:rPr>
+            </w:pPr>
+            <w:r>
+              <w:rPr>
+                <w:sz w:val="18"/>
+                <w:szCs w:val="18"/>
+              </w:rPr>
+              <w:t>https://github.com/David-Franz-Soliz-Ortega/MicroServiciosDFSO/tree/d753c873956cd6710927f66bf826c19948ccce40/practicas/practica%206</w:t>
+            </w:r>
+          </w:p>
         </w:tc>
       </w:tr>
     </w:tbl>
@@ -710,7 +724,11 @@
             </w:tcMar>
             <w:vAlign w:val="center"/>
           </w:tcPr>
-          <w:p/>
+          <w:p>
+            <w:r>
+              <w:t>x</w:t>
+            </w:r>
+          </w:p>
         </w:tc>
       </w:tr>
       <w:tr>
@@ -813,7 +831,11 @@
             </w:tcMar>
             <w:vAlign w:val="center"/>
           </w:tcPr>
-          <w:p/>
+          <w:p>
+            <w:r>
+              <w:t>x</w:t>
+            </w:r>
+          </w:p>
         </w:tc>
       </w:tr>
       <w:tr>
@@ -891,7 +913,11 @@
             </w:tcMar>
             <w:vAlign w:val="center"/>
           </w:tcPr>
-          <w:p/>
+          <w:p>
+            <w:r>
+              <w:t>x</w:t>
+            </w:r>
+          </w:p>
         </w:tc>
       </w:tr>
       <w:tr>
@@ -969,7 +995,11 @@
             </w:tcMar>
             <w:vAlign w:val="center"/>
           </w:tcPr>
-          <w:p/>
+          <w:p>
+            <w:r>
+              <w:t>x</w:t>
+            </w:r>
+          </w:p>
         </w:tc>
       </w:tr>
       <w:tr>
@@ -1063,7 +1093,11 @@
             </w:tcMar>
             <w:vAlign w:val="center"/>
           </w:tcPr>
-          <w:p/>
+          <w:p>
+            <w:r>
+              <w:t>x</w:t>
+            </w:r>
+          </w:p>
         </w:tc>
       </w:tr>
       <w:tr>
@@ -1141,7 +1175,11 @@
             </w:tcMar>
             <w:vAlign w:val="center"/>
           </w:tcPr>
-          <w:p/>
+          <w:p>
+            <w:r>
+              <w:t>x</w:t>
+            </w:r>
+          </w:p>
         </w:tc>
       </w:tr>
       <w:tr>
@@ -1219,7 +1257,11 @@
             </w:tcMar>
             <w:vAlign w:val="center"/>
           </w:tcPr>
-          <w:p/>
+          <w:p>
+            <w:r>
+              <w:t>x</w:t>
+            </w:r>
+          </w:p>
         </w:tc>
       </w:tr>
       <w:tr>
@@ -1297,7 +1339,11 @@
             </w:tcMar>
             <w:vAlign w:val="center"/>
           </w:tcPr>
-          <w:p/>
+          <w:p>
+            <w:r>
+              <w:t>x</w:t>
+            </w:r>
+          </w:p>
         </w:tc>
       </w:tr>
     </w:tbl>
@@ -1318,6 +1364,7 @@
           <w:sz w:val="24"/>
           <w:szCs w:val="24"/>
         </w:rPr>
+        <w:lastRenderedPageBreak/>
         <w:t>PARTE 1 — EVIDENCIAS DE LOS LABORATORIOS</w:t>
       </w:r>
     </w:p>
@@ -1422,7 +1469,6 @@
               <w:rPr>
                 <w:noProof/>
               </w:rPr>
-              <w:lastRenderedPageBreak/>
               <w:drawing>
                 <wp:inline distT="0" distB="0" distL="0" distR="0" wp14:anchorId="7E7FB7E1" wp14:editId="7613EFF0">
                   <wp:extent cx="6238875" cy="2085975"/>
@@ -5184,7 +5230,44 @@
               <w:jc w:val="center"/>
             </w:pPr>
             <w:r>
-              <w:t>_____________________________</w:t>
+              <w:rPr>
+                <w:noProof/>
+              </w:rPr>
+              <w:drawing>
+                <wp:inline distT="0" distB="0" distL="0" distR="0" wp14:anchorId="36B8E88E" wp14:editId="1B434719">
+                  <wp:extent cx="819150" cy="587651"/>
+                  <wp:effectExtent l="0" t="0" r="0" b="3175"/>
+                  <wp:docPr id="27" name="Imagen 27"/>
+                  <wp:cNvGraphicFramePr>
+                    <a:graphicFrameLocks xmlns:a="http://schemas.openxmlformats.org/drawingml/2006/main" noChangeAspect="1"/>
+                  </wp:cNvGraphicFramePr>
+                  <a:graphic xmlns:a="http://schemas.openxmlformats.org/drawingml/2006/main">
+                    <a:graphicData uri="http://schemas.openxmlformats.org/drawingml/2006/picture">
+                      <pic:pic xmlns:pic="http://schemas.openxmlformats.org/drawingml/2006/picture">
+                        <pic:nvPicPr>
+                          <pic:cNvPr id="1" name=""/>
+                          <pic:cNvPicPr/>
+                        </pic:nvPicPr>
+                        <pic:blipFill>
+                          <a:blip r:embed="rId30"/>
+                          <a:stretch>
+                            <a:fillRect/>
+                          </a:stretch>
+                        </pic:blipFill>
+                        <pic:spPr>
+                          <a:xfrm>
+                            <a:off x="0" y="0"/>
+                            <a:ext cx="822303" cy="589913"/>
+                          </a:xfrm>
+                          <a:prstGeom prst="rect">
+                            <a:avLst/>
+                          </a:prstGeom>
+                        </pic:spPr>
+                      </pic:pic>
+                    </a:graphicData>
+                  </a:graphic>
+                </wp:inline>
+              </w:drawing>
             </w:r>
           </w:p>
           <w:p>
@@ -5244,8 +5327,8 @@
     </w:tbl>
     <w:p/>
     <w:sectPr>
-      <w:headerReference w:type="default" r:id="rId30"/>
-      <w:footerReference w:type="default" r:id="rId31"/>
+      <w:headerReference w:type="default" r:id="rId31"/>
+      <w:footerReference w:type="default" r:id="rId32"/>
       <w:pgSz w:w="11906" w:h="16838"/>
       <w:pgMar w:top="1400" w:right="1080" w:bottom="1080" w:left="1080" w:header="560" w:footer="400" w:gutter="0"/>
       <w:cols w:space="720"/>
